--- a/input/DummyFrench.docx
+++ b/input/DummyFrench.docx
@@ -68,7 +68,7 @@
                     </pic:cNvPicPr>
                   </pic:nvPicPr>
                   <pic:blipFill>
-                    <a:blip r:embed="rId4" cstate="print">
+                    <a:blip r:embed="rId6" cstate="print">
                       <a:extLst>
                         <a:ext uri="{28A0092B-C50C-407E-A947-70E740481C1C}">
                           <a14:useLocalDpi xmlns:a14="http://schemas.microsoft.com/office/drawing/2010/main" val="0"/>
@@ -177,6 +177,177 @@
         <w:t xml:space="preserve"> mes meilleurs amis dans un petit café chaleureux au coin de la rue pour discuter de nos projets futurs et partager des rires sincères.</w:t>
       </w:r>
     </w:p>
+    <w:tbl>
+      <w:tblPr>
+        <w:tblStyle w:val="GridTable4-Accent1"/>
+        <w:tblW w:w="5000" w:type="pct"/>
+        <w:tblLook w:val="04A0" w:firstRow="1" w:lastRow="0" w:firstColumn="1" w:lastColumn="0" w:noHBand="0" w:noVBand="1"/>
+      </w:tblPr>
+      <w:tblGrid>
+        <w:gridCol w:w="1747"/>
+        <w:gridCol w:w="1940"/>
+        <w:gridCol w:w="5663"/>
+      </w:tblGrid>
+      <w:tr>
+        <w:trPr>
+          <w:cnfStyle w:val="100000000000" w:firstRow="1" w:lastRow="0" w:firstColumn="0" w:lastColumn="0" w:oddVBand="0" w:evenVBand="0" w:oddHBand="0" w:evenHBand="0" w:firstRowFirstColumn="0" w:firstRowLastColumn="0" w:lastRowFirstColumn="0" w:lastRowLastColumn="0"/>
+        </w:trPr>
+        <w:tc>
+          <w:tcPr>
+            <w:cnfStyle w:val="001000000000" w:firstRow="0" w:lastRow="0" w:firstColumn="1" w:lastColumn="0" w:oddVBand="0" w:evenVBand="0" w:oddHBand="0" w:evenHBand="0" w:firstRowFirstColumn="0" w:firstRowLastColumn="0" w:lastRowFirstColumn="0" w:lastRowLastColumn="0"/>
+            <w:tcW w:w="0" w:type="auto"/>
+            <w:hideMark/>
+          </w:tcPr>
+          <w:p>
+            <w:pPr>
+              <w:spacing w:after="160"/>
+            </w:pPr>
+            <w:r>
+              <w:t>Français</w:t>
+            </w:r>
+          </w:p>
+        </w:tc>
+        <w:tc>
+          <w:tcPr>
+            <w:tcW w:w="0" w:type="auto"/>
+            <w:hideMark/>
+          </w:tcPr>
+          <w:p>
+            <w:pPr>
+              <w:spacing w:after="160"/>
+              <w:cnfStyle w:val="100000000000" w:firstRow="1" w:lastRow="0" w:firstColumn="0" w:lastColumn="0" w:oddVBand="0" w:evenVBand="0" w:oddHBand="0" w:evenHBand="0" w:firstRowFirstColumn="0" w:firstRowLastColumn="0" w:lastRowFirstColumn="0" w:lastRowLastColumn="0"/>
+            </w:pPr>
+            <w:r>
+              <w:t>Valeur</w:t>
+            </w:r>
+          </w:p>
+        </w:tc>
+        <w:tc>
+          <w:tcPr>
+            <w:tcW w:w="0" w:type="auto"/>
+            <w:hideMark/>
+          </w:tcPr>
+          <w:p>
+            <w:pPr>
+              <w:spacing w:after="160"/>
+              <w:cnfStyle w:val="100000000000" w:firstRow="1" w:lastRow="0" w:firstColumn="0" w:lastColumn="0" w:oddVBand="0" w:evenVBand="0" w:oddHBand="0" w:evenHBand="0" w:firstRowFirstColumn="0" w:firstRowLastColumn="0" w:lastRowFirstColumn="0" w:lastRowLastColumn="0"/>
+            </w:pPr>
+            <w:r>
+              <w:t>Phrase</w:t>
+            </w:r>
+          </w:p>
+        </w:tc>
+      </w:tr>
+      <w:tr>
+        <w:trPr>
+          <w:cnfStyle w:val="000000100000" w:firstRow="0" w:lastRow="0" w:firstColumn="0" w:lastColumn="0" w:oddVBand="0" w:evenVBand="0" w:oddHBand="1" w:evenHBand="0" w:firstRowFirstColumn="0" w:firstRowLastColumn="0" w:lastRowFirstColumn="0" w:lastRowLastColumn="0"/>
+        </w:trPr>
+        <w:tc>
+          <w:tcPr>
+            <w:cnfStyle w:val="001000000000" w:firstRow="0" w:lastRow="0" w:firstColumn="1" w:lastColumn="0" w:oddVBand="0" w:evenVBand="0" w:oddHBand="0" w:evenHBand="0" w:firstRowFirstColumn="0" w:firstRowLastColumn="0" w:lastRowFirstColumn="0" w:lastRowLastColumn="0"/>
+            <w:tcW w:w="0" w:type="auto"/>
+            <w:hideMark/>
+          </w:tcPr>
+          <w:p>
+            <w:pPr>
+              <w:spacing w:after="160"/>
+            </w:pPr>
+            <w:r>
+              <w:t>Bonjour</w:t>
+            </w:r>
+          </w:p>
+        </w:tc>
+        <w:tc>
+          <w:tcPr>
+            <w:tcW w:w="0" w:type="auto"/>
+            <w:hideMark/>
+          </w:tcPr>
+          <w:p>
+            <w:pPr>
+              <w:spacing w:after="160"/>
+              <w:cnfStyle w:val="000000100000" w:firstRow="0" w:lastRow="0" w:firstColumn="0" w:lastColumn="0" w:oddVBand="0" w:evenVBand="0" w:oddHBand="1" w:evenHBand="0" w:firstRowFirstColumn="0" w:firstRowLastColumn="0" w:lastRowFirstColumn="0" w:lastRowLastColumn="0"/>
+            </w:pPr>
+            <w:r>
+              <w:t>Salut</w:t>
+            </w:r>
+          </w:p>
+        </w:tc>
+        <w:tc>
+          <w:tcPr>
+            <w:tcW w:w="0" w:type="auto"/>
+            <w:hideMark/>
+          </w:tcPr>
+          <w:p>
+            <w:pPr>
+              <w:spacing w:after="160"/>
+              <w:cnfStyle w:val="000000100000" w:firstRow="0" w:lastRow="0" w:firstColumn="0" w:lastColumn="0" w:oddVBand="0" w:evenVBand="0" w:oddHBand="1" w:evenHBand="0" w:firstRowFirstColumn="0" w:firstRowLastColumn="0" w:lastRowFirstColumn="0" w:lastRowLastColumn="0"/>
+              <w:rPr>
+                <w:lang w:val="fr-FR"/>
+              </w:rPr>
+            </w:pPr>
+            <w:r>
+              <w:rPr>
+                <w:lang w:val="fr-FR"/>
+              </w:rPr>
+              <w:t>Bonjour ! Salut, comment vas-tu ?</w:t>
+            </w:r>
+          </w:p>
+        </w:tc>
+      </w:tr>
+      <w:tr>
+        <w:tc>
+          <w:tcPr>
+            <w:cnfStyle w:val="001000000000" w:firstRow="0" w:lastRow="0" w:firstColumn="1" w:lastColumn="0" w:oddVBand="0" w:evenVBand="0" w:oddHBand="0" w:evenHBand="0" w:firstRowFirstColumn="0" w:firstRowLastColumn="0" w:lastRowFirstColumn="0" w:lastRowLastColumn="0"/>
+            <w:tcW w:w="0" w:type="auto"/>
+            <w:hideMark/>
+          </w:tcPr>
+          <w:p>
+            <w:pPr>
+              <w:spacing w:after="160"/>
+            </w:pPr>
+            <w:r>
+              <w:t>Merci</w:t>
+            </w:r>
+          </w:p>
+        </w:tc>
+        <w:tc>
+          <w:tcPr>
+            <w:tcW w:w="0" w:type="auto"/>
+            <w:hideMark/>
+          </w:tcPr>
+          <w:p>
+            <w:pPr>
+              <w:spacing w:after="160"/>
+              <w:cnfStyle w:val="000000000000" w:firstRow="0" w:lastRow="0" w:firstColumn="0" w:lastColumn="0" w:oddVBand="0" w:evenVBand="0" w:oddHBand="0" w:evenHBand="0" w:firstRowFirstColumn="0" w:firstRowLastColumn="0" w:lastRowFirstColumn="0" w:lastRowLastColumn="0"/>
+            </w:pPr>
+            <w:r>
+              <w:t>Beaucoup</w:t>
+            </w:r>
+          </w:p>
+        </w:tc>
+        <w:tc>
+          <w:tcPr>
+            <w:tcW w:w="0" w:type="auto"/>
+            <w:hideMark/>
+          </w:tcPr>
+          <w:p>
+            <w:pPr>
+              <w:spacing w:after="160"/>
+              <w:cnfStyle w:val="000000000000" w:firstRow="0" w:lastRow="0" w:firstColumn="0" w:lastColumn="0" w:oddVBand="0" w:evenVBand="0" w:oddHBand="0" w:evenHBand="0" w:firstRowFirstColumn="0" w:firstRowLastColumn="0" w:lastRowFirstColumn="0" w:lastRowLastColumn="0"/>
+              <w:rPr>
+                <w:lang w:val="fr-FR"/>
+              </w:rPr>
+            </w:pPr>
+            <w:r>
+              <w:rPr>
+                <w:lang w:val="fr-FR"/>
+              </w:rPr>
+              <w:t>Merci beaucoup pour votre aide.</w:t>
+            </w:r>
+          </w:p>
+        </w:tc>
+      </w:tr>
+    </w:tbl>
     <w:p>
       <w:pPr>
         <w:rPr>
@@ -192,6 +363,56 @@
     </w:sectPr>
   </w:body>
 </w:document>
+</file>
+
+<file path=word/endnotes.xml><?xml version="1.0" encoding="utf-8"?>
+<w:endnotes xmlns:wpc="http://schemas.microsoft.com/office/word/2010/wordprocessingCanvas" xmlns:cx="http://schemas.microsoft.com/office/drawing/2014/chartex" xmlns:cx1="http://schemas.microsoft.com/office/drawing/2015/9/8/chartex" xmlns:cx2="http://schemas.microsoft.com/office/drawing/2015/10/21/chartex" xmlns:cx3="http://schemas.microsoft.com/office/drawing/2016/5/9/chartex" xmlns:cx4="http://schemas.microsoft.com/office/drawing/2016/5/10/chartex" xmlns:cx5="http://schemas.microsoft.com/office/drawing/2016/5/11/chartex" xmlns:cx6="http://schemas.microsoft.com/office/drawing/2016/5/12/chartex" xmlns:cx7="http://schemas.microsoft.com/office/drawing/2016/5/13/chartex" xmlns:cx8="http://schemas.microsoft.com/office/drawing/2016/5/14/chartex" xmlns:mc="http://schemas.openxmlformats.org/markup-compatibility/2006" xmlns:aink="http://schemas.microsoft.com/office/drawing/2016/ink" xmlns:am3d="http://schemas.microsoft.com/office/drawing/2017/model3d" xmlns:o="urn:schemas-microsoft-com:office:office" xmlns:oel="http://schemas.microsoft.com/office/2019/extlst" xmlns:r="http://schemas.openxmlformats.org/officeDocument/2006/relationships" xmlns:m="http://schemas.openxmlformats.org/officeDocument/2006/math" xmlns:v="urn:schemas-microsoft-com:vml" xmlns:wp14="http://schemas.microsoft.com/office/word/2010/wordprocessingDrawing" xmlns:wp="http://schemas.openxmlformats.org/drawingml/2006/wordprocessingDrawing" xmlns:w10="urn:schemas-microsoft-com:office:word" xmlns:w="http://schemas.openxmlformats.org/wordprocessingml/2006/main" xmlns:w14="http://schemas.microsoft.com/office/word/2010/wordml" xmlns:w15="http://schemas.microsoft.com/office/word/2012/wordml" xmlns:w16cex="http://schemas.microsoft.com/office/word/2018/wordml/cex" xmlns:w16cid="http://schemas.microsoft.com/office/word/2016/wordml/cid" xmlns:w16="http://schemas.microsoft.com/office/word/2018/wordml" xmlns:w16du="http://schemas.microsoft.com/office/word/2023/wordml/word16du" xmlns:w16sdtdh="http://schemas.microsoft.com/office/word/2020/wordml/sdtdatahash" xmlns:w16sdtfl="http://schemas.microsoft.com/office/word/2024/wordml/sdtformatlock" xmlns:w16se="http://schemas.microsoft.com/office/word/2015/wordml/symex" xmlns:wpg="http://schemas.microsoft.com/office/word/2010/wordprocessingGroup" xmlns:wpi="http://schemas.microsoft.com/office/word/2010/wordprocessingInk" xmlns:wne="http://schemas.microsoft.com/office/word/2006/wordml" xmlns:wps="http://schemas.microsoft.com/office/word/2010/wordprocessingShape" mc:Ignorable="w14 w15 w16se w16cid w16 w16cex w16sdtdh w16sdtfl w16du wp14">
+  <w:endnote w:type="separator" w:id="-1">
+    <w:p>
+      <w:pPr>
+        <w:spacing w:after="0" w:line="240" w:lineRule="auto"/>
+      </w:pPr>
+      <w:r>
+        <w:separator/>
+      </w:r>
+    </w:p>
+  </w:endnote>
+  <w:endnote w:type="continuationSeparator" w:id="0">
+    <w:p>
+      <w:pPr>
+        <w:spacing w:after="0" w:line="240" w:lineRule="auto"/>
+      </w:pPr>
+      <w:r>
+        <w:continuationSeparator/>
+      </w:r>
+    </w:p>
+  </w:endnote>
+</w:endnotes>
+</file>
+
+<file path=word/footnotes.xml><?xml version="1.0" encoding="utf-8"?>
+<w:footnotes xmlns:wpc="http://schemas.microsoft.com/office/word/2010/wordprocessingCanvas" xmlns:cx="http://schemas.microsoft.com/office/drawing/2014/chartex" xmlns:cx1="http://schemas.microsoft.com/office/drawing/2015/9/8/chartex" xmlns:cx2="http://schemas.microsoft.com/office/drawing/2015/10/21/chartex" xmlns:cx3="http://schemas.microsoft.com/office/drawing/2016/5/9/chartex" xmlns:cx4="http://schemas.microsoft.com/office/drawing/2016/5/10/chartex" xmlns:cx5="http://schemas.microsoft.com/office/drawing/2016/5/11/chartex" xmlns:cx6="http://schemas.microsoft.com/office/drawing/2016/5/12/chartex" xmlns:cx7="http://schemas.microsoft.com/office/drawing/2016/5/13/chartex" xmlns:cx8="http://schemas.microsoft.com/office/drawing/2016/5/14/chartex" xmlns:mc="http://schemas.openxmlformats.org/markup-compatibility/2006" xmlns:aink="http://schemas.microsoft.com/office/drawing/2016/ink" xmlns:am3d="http://schemas.microsoft.com/office/drawing/2017/model3d" xmlns:o="urn:schemas-microsoft-com:office:office" xmlns:oel="http://schemas.microsoft.com/office/2019/extlst" xmlns:r="http://schemas.openxmlformats.org/officeDocument/2006/relationships" xmlns:m="http://schemas.openxmlformats.org/officeDocument/2006/math" xmlns:v="urn:schemas-microsoft-com:vml" xmlns:wp14="http://schemas.microsoft.com/office/word/2010/wordprocessingDrawing" xmlns:wp="http://schemas.openxmlformats.org/drawingml/2006/wordprocessingDrawing" xmlns:w10="urn:schemas-microsoft-com:office:word" xmlns:w="http://schemas.openxmlformats.org/wordprocessingml/2006/main" xmlns:w14="http://schemas.microsoft.com/office/word/2010/wordml" xmlns:w15="http://schemas.microsoft.com/office/word/2012/wordml" xmlns:w16cex="http://schemas.microsoft.com/office/word/2018/wordml/cex" xmlns:w16cid="http://schemas.microsoft.com/office/word/2016/wordml/cid" xmlns:w16="http://schemas.microsoft.com/office/word/2018/wordml" xmlns:w16du="http://schemas.microsoft.com/office/word/2023/wordml/word16du" xmlns:w16sdtdh="http://schemas.microsoft.com/office/word/2020/wordml/sdtdatahash" xmlns:w16sdtfl="http://schemas.microsoft.com/office/word/2024/wordml/sdtformatlock" xmlns:w16se="http://schemas.microsoft.com/office/word/2015/wordml/symex" xmlns:wpg="http://schemas.microsoft.com/office/word/2010/wordprocessingGroup" xmlns:wpi="http://schemas.microsoft.com/office/word/2010/wordprocessingInk" xmlns:wne="http://schemas.microsoft.com/office/word/2006/wordml" xmlns:wps="http://schemas.microsoft.com/office/word/2010/wordprocessingShape" mc:Ignorable="w14 w15 w16se w16cid w16 w16cex w16sdtdh w16sdtfl w16du wp14">
+  <w:footnote w:type="separator" w:id="-1">
+    <w:p>
+      <w:pPr>
+        <w:spacing w:after="0" w:line="240" w:lineRule="auto"/>
+      </w:pPr>
+      <w:r>
+        <w:separator/>
+      </w:r>
+    </w:p>
+  </w:footnote>
+  <w:footnote w:type="continuationSeparator" w:id="0">
+    <w:p>
+      <w:pPr>
+        <w:spacing w:after="0" w:line="240" w:lineRule="auto"/>
+      </w:pPr>
+      <w:r>
+        <w:continuationSeparator/>
+      </w:r>
+    </w:p>
+  </w:footnote>
+</w:footnotes>
 </file>
 
 <file path=word/styles.xml><?xml version="1.0" encoding="utf-8"?>
@@ -1231,6 +1452,126 @@
       <w:rFonts w:ascii="Times New Roman" w:hAnsi="Times New Roman" w:cs="Times New Roman"/>
     </w:rPr>
   </w:style>
+  <w:style w:type="paragraph" w:styleId="Header">
+    <w:name w:val="header"/>
+    <w:basedOn w:val="Normal"/>
+    <w:link w:val="HeaderChar"/>
+    <w:uiPriority w:val="99"/>
+    <w:unhideWhenUsed/>
+    <w:rsid w:val="009A1770"/>
+    <w:pPr>
+      <w:tabs>
+        <w:tab w:val="center" w:pos="4680"/>
+        <w:tab w:val="right" w:pos="9360"/>
+      </w:tabs>
+      <w:spacing w:after="0" w:line="240" w:lineRule="auto"/>
+    </w:pPr>
+  </w:style>
+  <w:style w:type="character" w:customStyle="1" w:styleId="HeaderChar">
+    <w:name w:val="Header Char"/>
+    <w:basedOn w:val="DefaultParagraphFont"/>
+    <w:link w:val="Header"/>
+    <w:uiPriority w:val="99"/>
+    <w:rsid w:val="009A1770"/>
+  </w:style>
+  <w:style w:type="paragraph" w:styleId="Footer">
+    <w:name w:val="footer"/>
+    <w:basedOn w:val="Normal"/>
+    <w:link w:val="FooterChar"/>
+    <w:uiPriority w:val="99"/>
+    <w:unhideWhenUsed/>
+    <w:rsid w:val="009A1770"/>
+    <w:pPr>
+      <w:tabs>
+        <w:tab w:val="center" w:pos="4680"/>
+        <w:tab w:val="right" w:pos="9360"/>
+      </w:tabs>
+      <w:spacing w:after="0" w:line="240" w:lineRule="auto"/>
+    </w:pPr>
+  </w:style>
+  <w:style w:type="character" w:customStyle="1" w:styleId="FooterChar">
+    <w:name w:val="Footer Char"/>
+    <w:basedOn w:val="DefaultParagraphFont"/>
+    <w:link w:val="Footer"/>
+    <w:uiPriority w:val="99"/>
+    <w:rsid w:val="009A1770"/>
+  </w:style>
+  <w:style w:type="table" w:styleId="GridTable4-Accent1">
+    <w:name w:val="Grid Table 4 Accent 1"/>
+    <w:basedOn w:val="TableNormal"/>
+    <w:uiPriority w:val="49"/>
+    <w:rsid w:val="009A1770"/>
+    <w:pPr>
+      <w:spacing w:after="0" w:line="240" w:lineRule="auto"/>
+    </w:pPr>
+    <w:tblPr>
+      <w:tblStyleRowBandSize w:val="1"/>
+      <w:tblStyleColBandSize w:val="1"/>
+      <w:tblBorders>
+        <w:top w:val="single" w:sz="4" w:space="0" w:color="45B0E1" w:themeColor="accent1" w:themeTint="99"/>
+        <w:left w:val="single" w:sz="4" w:space="0" w:color="45B0E1" w:themeColor="accent1" w:themeTint="99"/>
+        <w:bottom w:val="single" w:sz="4" w:space="0" w:color="45B0E1" w:themeColor="accent1" w:themeTint="99"/>
+        <w:right w:val="single" w:sz="4" w:space="0" w:color="45B0E1" w:themeColor="accent1" w:themeTint="99"/>
+        <w:insideH w:val="single" w:sz="4" w:space="0" w:color="45B0E1" w:themeColor="accent1" w:themeTint="99"/>
+        <w:insideV w:val="single" w:sz="4" w:space="0" w:color="45B0E1" w:themeColor="accent1" w:themeTint="99"/>
+      </w:tblBorders>
+    </w:tblPr>
+    <w:tblStylePr w:type="firstRow">
+      <w:rPr>
+        <w:b/>
+        <w:bCs/>
+        <w:color w:val="FFFFFF" w:themeColor="background1"/>
+      </w:rPr>
+      <w:tblPr/>
+      <w:tcPr>
+        <w:tcBorders>
+          <w:top w:val="single" w:sz="4" w:space="0" w:color="156082" w:themeColor="accent1"/>
+          <w:left w:val="single" w:sz="4" w:space="0" w:color="156082" w:themeColor="accent1"/>
+          <w:bottom w:val="single" w:sz="4" w:space="0" w:color="156082" w:themeColor="accent1"/>
+          <w:right w:val="single" w:sz="4" w:space="0" w:color="156082" w:themeColor="accent1"/>
+          <w:insideH w:val="nil"/>
+          <w:insideV w:val="nil"/>
+        </w:tcBorders>
+        <w:shd w:val="clear" w:color="auto" w:fill="156082" w:themeFill="accent1"/>
+      </w:tcPr>
+    </w:tblStylePr>
+    <w:tblStylePr w:type="lastRow">
+      <w:rPr>
+        <w:b/>
+        <w:bCs/>
+      </w:rPr>
+      <w:tblPr/>
+      <w:tcPr>
+        <w:tcBorders>
+          <w:top w:val="double" w:sz="4" w:space="0" w:color="156082" w:themeColor="accent1"/>
+        </w:tcBorders>
+      </w:tcPr>
+    </w:tblStylePr>
+    <w:tblStylePr w:type="firstCol">
+      <w:rPr>
+        <w:b/>
+        <w:bCs/>
+      </w:rPr>
+    </w:tblStylePr>
+    <w:tblStylePr w:type="lastCol">
+      <w:rPr>
+        <w:b/>
+        <w:bCs/>
+      </w:rPr>
+    </w:tblStylePr>
+    <w:tblStylePr w:type="band1Vert">
+      <w:tblPr/>
+      <w:tcPr>
+        <w:shd w:val="clear" w:color="auto" w:fill="C1E4F5" w:themeFill="accent1" w:themeFillTint="33"/>
+      </w:tcPr>
+    </w:tblStylePr>
+    <w:tblStylePr w:type="band1Horz">
+      <w:tblPr/>
+      <w:tcPr>
+        <w:shd w:val="clear" w:color="auto" w:fill="C1E4F5" w:themeFill="accent1" w:themeFillTint="33"/>
+      </w:tcPr>
+    </w:tblStylePr>
+  </w:style>
 </w:styles>
 </file>
 

--- a/input/DummyFrench.docx
+++ b/input/DummyFrench.docx
@@ -7,20 +7,92 @@
         <w:pStyle w:val="Title"/>
         <w:jc w:val="center"/>
         <w:rPr>
-          <w:rFonts w:ascii="Aptos Display" w:hAnsi="Aptos Display"/>
-          <w:color w:val="0F4761"/>
           <w:lang w:val="fr-FR"/>
         </w:rPr>
       </w:pPr>
       <w:r>
         <w:rPr>
-          <w:rFonts w:ascii="Aptos Display" w:hAnsi="Aptos Display"/>
           <w:b/>
           <w:bCs/>
-          <w:color w:val="0F4761"/>
-          <w:lang w:val="fr-FR"/>
-        </w:rPr>
-        <w:t>L’Art de Vivre et de Découvrir</w:t>
+          <w:color w:val="E53935"/>
+          <w:lang w:val="fr-FR"/>
+        </w:rPr>
+        <w:t>L’Art</w:t>
+      </w:r>
+      <w:r>
+        <w:rPr>
+          <w:lang w:val="fr-FR"/>
+        </w:rPr>
+        <w:t xml:space="preserve"> </w:t>
+      </w:r>
+      <w:r>
+        <w:rPr>
+          <w:b/>
+          <w:bCs/>
+          <w:color w:val="8E24AA"/>
+          <w:lang w:val="fr-FR"/>
+        </w:rPr>
+        <w:t>de</w:t>
+      </w:r>
+      <w:r>
+        <w:rPr>
+          <w:lang w:val="fr-FR"/>
+        </w:rPr>
+        <w:t xml:space="preserve"> </w:t>
+      </w:r>
+      <w:r>
+        <w:rPr>
+          <w:b/>
+          <w:bCs/>
+          <w:color w:val="3949AB"/>
+          <w:lang w:val="fr-FR"/>
+        </w:rPr>
+        <w:t>Vivre</w:t>
+      </w:r>
+      <w:r>
+        <w:rPr>
+          <w:lang w:val="fr-FR"/>
+        </w:rPr>
+        <w:t xml:space="preserve"> </w:t>
+      </w:r>
+      <w:r>
+        <w:rPr>
+          <w:b/>
+          <w:bCs/>
+          <w:color w:val="00897B"/>
+          <w:lang w:val="fr-FR"/>
+        </w:rPr>
+        <w:t>et</w:t>
+      </w:r>
+      <w:r>
+        <w:rPr>
+          <w:lang w:val="fr-FR"/>
+        </w:rPr>
+        <w:t xml:space="preserve"> </w:t>
+      </w:r>
+      <w:r>
+        <w:rPr>
+          <w:b/>
+          <w:bCs/>
+          <w:color w:val="F57C00"/>
+          <w:lang w:val="fr-FR"/>
+        </w:rPr>
+        <w:t>de</w:t>
+      </w:r>
+      <w:r>
+        <w:rPr>
+          <w:lang w:val="fr-FR"/>
+        </w:rPr>
+        <w:t xml:space="preserve"> </w:t>
+      </w:r>
+      <w:r>
+        <w:rPr>
+          <w:b/>
+          <w:bCs/>
+          <w:color w:val="D81B60"/>
+          <w:lang w:val="fr-FR"/>
+        </w:rPr>
+        <w:t>Découvrir</w:t>
       </w:r>
     </w:p>
     <w:p>
@@ -28,18 +100,166 @@
         <w:pStyle w:val="Subtitle"/>
         <w:jc w:val="center"/>
         <w:rPr>
-          <w:color w:val="C46A3B"/>
           <w:lang w:val="fr-FR"/>
         </w:rPr>
       </w:pPr>
       <w:r>
         <w:rPr>
           <w:i/>
-          <w:iCs/>
-          <w:color w:val="C46A3B"/>
-          <w:lang w:val="fr-FR"/>
-        </w:rPr>
-        <w:t>Chaque jour, une invitation à apprendre, à respirer et à explorer.</w:t>
+          <w:color w:val="E53935"/>
+          <w:lang w:val="fr-FR"/>
+        </w:rPr>
+        <w:t>Chaque</w:t>
+      </w:r>
+      <w:r>
+        <w:rPr>
+          <w:i/>
+          <w:lang w:val="fr-FR"/>
+        </w:rPr>
+        <w:t xml:space="preserve"> </w:t>
+      </w:r>
+      <w:r>
+        <w:rPr>
+          <w:i/>
+          <w:color w:val="8E24AA"/>
+          <w:lang w:val="fr-FR"/>
+        </w:rPr>
+        <w:t>jour,</w:t>
+      </w:r>
+      <w:r>
+        <w:rPr>
+          <w:i/>
+          <w:lang w:val="fr-FR"/>
+        </w:rPr>
+        <w:t xml:space="preserve"> </w:t>
+      </w:r>
+      <w:r>
+        <w:rPr>
+          <w:i/>
+          <w:color w:val="3949AB"/>
+          <w:lang w:val="fr-FR"/>
+        </w:rPr>
+        <w:t>une</w:t>
+      </w:r>
+      <w:r>
+        <w:rPr>
+          <w:i/>
+          <w:lang w:val="fr-FR"/>
+        </w:rPr>
+        <w:t xml:space="preserve"> </w:t>
+      </w:r>
+      <w:r>
+        <w:rPr>
+          <w:i/>
+          <w:color w:val="00897B"/>
+          <w:lang w:val="fr-FR"/>
+        </w:rPr>
+        <w:t>invitation</w:t>
+      </w:r>
+      <w:r>
+        <w:rPr>
+          <w:i/>
+          <w:lang w:val="fr-FR"/>
+        </w:rPr>
+        <w:t xml:space="preserve"> </w:t>
+      </w:r>
+      <w:r>
+        <w:rPr>
+          <w:i/>
+          <w:color w:val="F57C00"/>
+          <w:lang w:val="fr-FR"/>
+        </w:rPr>
+        <w:t>à</w:t>
+      </w:r>
+      <w:r>
+        <w:rPr>
+          <w:i/>
+          <w:lang w:val="fr-FR"/>
+        </w:rPr>
+        <w:t xml:space="preserve"> </w:t>
+      </w:r>
+      <w:r>
+        <w:rPr>
+          <w:i/>
+          <w:color w:val="D81B60"/>
+          <w:lang w:val="fr-FR"/>
+        </w:rPr>
+        <w:t>apprendre,</w:t>
+      </w:r>
+      <w:r>
+        <w:rPr>
+          <w:i/>
+          <w:lang w:val="fr-FR"/>
+        </w:rPr>
+        <w:t xml:space="preserve"> </w:t>
+      </w:r>
+      <w:r>
+        <w:rPr>
+          <w:i/>
+          <w:color w:val="43A047"/>
+          <w:lang w:val="fr-FR"/>
+        </w:rPr>
+        <w:t>à</w:t>
+      </w:r>
+      <w:r>
+        <w:rPr>
+          <w:i/>
+          <w:lang w:val="fr-FR"/>
+        </w:rPr>
+        <w:t xml:space="preserve"> </w:t>
+      </w:r>
+      <w:r>
+        <w:rPr>
+          <w:i/>
+          <w:color w:val="6D4C41"/>
+          <w:lang w:val="fr-FR"/>
+        </w:rPr>
+        <w:t>respirer</w:t>
+      </w:r>
+      <w:r>
+        <w:rPr>
+          <w:i/>
+          <w:lang w:val="fr-FR"/>
+        </w:rPr>
+        <w:t xml:space="preserve"> </w:t>
+      </w:r>
+      <w:r>
+        <w:rPr>
+          <w:i/>
+          <w:color w:val="00ACC1"/>
+          <w:lang w:val="fr-FR"/>
+        </w:rPr>
+        <w:t>et</w:t>
+      </w:r>
+      <w:r>
+        <w:rPr>
+          <w:i/>
+          <w:lang w:val="fr-FR"/>
+        </w:rPr>
+        <w:t xml:space="preserve"> </w:t>
+      </w:r>
+      <w:r>
+        <w:rPr>
+          <w:i/>
+          <w:color w:val="C0A000"/>
+          <w:lang w:val="fr-FR"/>
+        </w:rPr>
+        <w:t>à</w:t>
+      </w:r>
+      <w:r>
+        <w:rPr>
+          <w:i/>
+          <w:lang w:val="fr-FR"/>
+        </w:rPr>
+        <w:t xml:space="preserve"> </w:t>
+      </w:r>
+      <w:r>
+        <w:rPr>
+          <w:i/>
+          <w:color w:val="5E35B1"/>
+          <w:lang w:val="fr-FR"/>
+        </w:rPr>
+        <w:t>explorer.</w:t>
       </w:r>
     </w:p>
     <w:p>
@@ -104,77 +324,1881 @@
       <w:pPr>
         <w:pStyle w:val="Heading1"/>
         <w:rPr>
-          <w:rFonts w:asciiTheme="minorHAnsi" w:hAnsiTheme="minorHAnsi" w:cstheme="minorBidi"/>
-          <w:color w:val="2F6F6D"/>
+          <w:rFonts w:cstheme="minorBidi"/>
           <w:lang w:val="fr-FR"/>
         </w:rPr>
       </w:pPr>
       <w:r>
         <w:rPr>
-          <w:rFonts w:asciiTheme="minorHAnsi" w:hAnsiTheme="minorHAnsi" w:cstheme="minorBidi"/>
-          <w:color w:val="2F6F6D"/>
-          <w:lang w:val="fr-FR"/>
-        </w:rPr>
-        <w:t>Un nouveau jour</w:t>
+          <w:rFonts w:ascii="Aptos" w:hAnsi="Aptos" w:cstheme="minorBidi"/>
+          <w:color w:val="E53935"/>
+          <w:lang w:val="fr-FR"/>
+        </w:rPr>
+        <w:t>Un</w:t>
+      </w:r>
+      <w:r>
+        <w:rPr>
+          <w:rFonts w:ascii="Aptos" w:hAnsi="Aptos" w:cstheme="minorBidi"/>
+          <w:lang w:val="fr-FR"/>
+        </w:rPr>
+        <w:t xml:space="preserve"> </w:t>
+      </w:r>
+      <w:r>
+        <w:rPr>
+          <w:rFonts w:ascii="Aptos" w:hAnsi="Aptos" w:cstheme="minorBidi"/>
+          <w:color w:val="3949AB"/>
+          <w:lang w:val="fr-FR"/>
+        </w:rPr>
+        <w:t>nouveau</w:t>
+      </w:r>
+      <w:r>
+        <w:rPr>
+          <w:rFonts w:ascii="Aptos" w:hAnsi="Aptos" w:cstheme="minorBidi"/>
+          <w:lang w:val="fr-FR"/>
+        </w:rPr>
+        <w:t xml:space="preserve"> </w:t>
+      </w:r>
+      <w:r>
+        <w:rPr>
+          <w:rFonts w:ascii="Aptos" w:hAnsi="Aptos" w:cstheme="minorBidi"/>
+          <w:color w:val="00897B"/>
+          <w:lang w:val="fr-FR"/>
+        </w:rPr>
+        <w:t>jour</w:t>
       </w:r>
     </w:p>
     <w:p>
-      <w:pPr>
-        <w:rPr>
-          <w:lang w:val="fr-FR"/>
-        </w:rPr>
-      </w:pPr>
-      <w:r>
-        <w:rPr>
-          <w:lang w:val="fr-FR"/>
-        </w:rPr>
-        <w:t>Chaque jour est une nouvelle opportunité pour apprendre quelque chose d'extraordinaire. Ce matin, le soleil brille magnifiquement dans le ciel bleu et les oiseaux chantent une mélodie douce dans le grand jardin. J'aime commencer ma journée avec une bonne tasse de café chaud et un croissant frais de la boulangerie locale. La vie urbaine est toujours pleine de surprises, de mouvements et de rencontres intéressantes avec des personnes formidables.</w:t>
+      <w:r>
+        <w:rPr>
+          <w:color w:val="E53935"/>
+          <w:lang w:val="fr-FR"/>
+        </w:rPr>
+        <w:t>Chaque</w:t>
+      </w:r>
+      <w:r>
+        <w:rPr>
+          <w:lang w:val="fr-FR"/>
+        </w:rPr>
+        <w:t xml:space="preserve"> </w:t>
+      </w:r>
+      <w:r>
+        <w:rPr>
+          <w:color w:val="8E24AA"/>
+          <w:lang w:val="fr-FR"/>
+        </w:rPr>
+        <w:t>jour</w:t>
+      </w:r>
+      <w:r>
+        <w:rPr>
+          <w:lang w:val="fr-FR"/>
+        </w:rPr>
+        <w:t xml:space="preserve"> </w:t>
+      </w:r>
+      <w:r>
+        <w:rPr>
+          <w:color w:val="3949AB"/>
+          <w:lang w:val="fr-FR"/>
+        </w:rPr>
+        <w:t>est</w:t>
+      </w:r>
+      <w:r>
+        <w:rPr>
+          <w:lang w:val="fr-FR"/>
+        </w:rPr>
+        <w:t xml:space="preserve"> </w:t>
+      </w:r>
+      <w:r>
+        <w:rPr>
+          <w:color w:val="00897B"/>
+          <w:lang w:val="fr-FR"/>
+        </w:rPr>
+        <w:t>une</w:t>
+      </w:r>
+      <w:r>
+        <w:rPr>
+          <w:lang w:val="fr-FR"/>
+        </w:rPr>
+        <w:t xml:space="preserve"> </w:t>
+      </w:r>
+      <w:r>
+        <w:rPr>
+          <w:color w:val="F57C00"/>
+          <w:lang w:val="fr-FR"/>
+        </w:rPr>
+        <w:t>nouvelle</w:t>
+      </w:r>
+      <w:r>
+        <w:rPr>
+          <w:lang w:val="fr-FR"/>
+        </w:rPr>
+        <w:t xml:space="preserve"> </w:t>
+      </w:r>
+      <w:r>
+        <w:rPr>
+          <w:color w:val="D81B60"/>
+          <w:lang w:val="fr-FR"/>
+        </w:rPr>
+        <w:t>opportunité</w:t>
+      </w:r>
+      <w:r>
+        <w:rPr>
+          <w:lang w:val="fr-FR"/>
+        </w:rPr>
+        <w:t xml:space="preserve"> </w:t>
+      </w:r>
+      <w:r>
+        <w:rPr>
+          <w:color w:val="43A047"/>
+          <w:lang w:val="fr-FR"/>
+        </w:rPr>
+        <w:t>pour</w:t>
+      </w:r>
+      <w:r>
+        <w:rPr>
+          <w:lang w:val="fr-FR"/>
+        </w:rPr>
+        <w:t xml:space="preserve"> </w:t>
+      </w:r>
+      <w:r>
+        <w:rPr>
+          <w:color w:val="6D4C41"/>
+          <w:lang w:val="fr-FR"/>
+        </w:rPr>
+        <w:t>apprendre</w:t>
+      </w:r>
+      <w:r>
+        <w:rPr>
+          <w:lang w:val="fr-FR"/>
+        </w:rPr>
+        <w:t xml:space="preserve"> </w:t>
+      </w:r>
+      <w:r>
+        <w:rPr>
+          <w:color w:val="00ACC1"/>
+          <w:lang w:val="fr-FR"/>
+        </w:rPr>
+        <w:t>quelque</w:t>
+      </w:r>
+      <w:r>
+        <w:rPr>
+          <w:lang w:val="fr-FR"/>
+        </w:rPr>
+        <w:t xml:space="preserve"> </w:t>
+      </w:r>
+      <w:r>
+        <w:rPr>
+          <w:color w:val="C0A000"/>
+          <w:lang w:val="fr-FR"/>
+        </w:rPr>
+        <w:t>chose</w:t>
+      </w:r>
+      <w:r>
+        <w:rPr>
+          <w:lang w:val="fr-FR"/>
+        </w:rPr>
+        <w:t xml:space="preserve"> </w:t>
+      </w:r>
+      <w:r>
+        <w:rPr>
+          <w:color w:val="5E35B1"/>
+          <w:lang w:val="fr-FR"/>
+        </w:rPr>
+        <w:t>d'extraordinaire.</w:t>
+      </w:r>
+      <w:r>
+        <w:rPr>
+          <w:lang w:val="fr-FR"/>
+        </w:rPr>
+        <w:t xml:space="preserve"> </w:t>
+      </w:r>
+      <w:r>
+        <w:rPr>
+          <w:color w:val="E53935"/>
+          <w:lang w:val="fr-FR"/>
+        </w:rPr>
+        <w:t>Ce</w:t>
+      </w:r>
+      <w:r>
+        <w:rPr>
+          <w:lang w:val="fr-FR"/>
+        </w:rPr>
+        <w:t xml:space="preserve"> </w:t>
+      </w:r>
+      <w:r>
+        <w:rPr>
+          <w:color w:val="8E24AA"/>
+          <w:lang w:val="fr-FR"/>
+        </w:rPr>
+        <w:t>matin,</w:t>
+      </w:r>
+      <w:r>
+        <w:rPr>
+          <w:lang w:val="fr-FR"/>
+        </w:rPr>
+        <w:t xml:space="preserve"> </w:t>
+      </w:r>
+      <w:r>
+        <w:rPr>
+          <w:color w:val="3949AB"/>
+          <w:lang w:val="fr-FR"/>
+        </w:rPr>
+        <w:t>le</w:t>
+      </w:r>
+      <w:r>
+        <w:rPr>
+          <w:lang w:val="fr-FR"/>
+        </w:rPr>
+        <w:t xml:space="preserve"> </w:t>
+      </w:r>
+      <w:r>
+        <w:rPr>
+          <w:color w:val="00897B"/>
+          <w:lang w:val="fr-FR"/>
+        </w:rPr>
+        <w:t>soleil</w:t>
+      </w:r>
+      <w:r>
+        <w:rPr>
+          <w:lang w:val="fr-FR"/>
+        </w:rPr>
+        <w:t xml:space="preserve"> </w:t>
+      </w:r>
+      <w:r>
+        <w:rPr>
+          <w:color w:val="F57C00"/>
+          <w:lang w:val="fr-FR"/>
+        </w:rPr>
+        <w:t>brille</w:t>
+      </w:r>
+      <w:r>
+        <w:rPr>
+          <w:lang w:val="fr-FR"/>
+        </w:rPr>
+        <w:t xml:space="preserve"> </w:t>
+      </w:r>
+      <w:r>
+        <w:rPr>
+          <w:color w:val="D81B60"/>
+          <w:lang w:val="fr-FR"/>
+        </w:rPr>
+        <w:t>magnifiquement</w:t>
+      </w:r>
+      <w:r>
+        <w:rPr>
+          <w:lang w:val="fr-FR"/>
+        </w:rPr>
+        <w:t xml:space="preserve"> </w:t>
+      </w:r>
+      <w:r>
+        <w:rPr>
+          <w:color w:val="43A047"/>
+          <w:lang w:val="fr-FR"/>
+        </w:rPr>
+        <w:t>dans</w:t>
+      </w:r>
+      <w:r>
+        <w:rPr>
+          <w:lang w:val="fr-FR"/>
+        </w:rPr>
+        <w:t xml:space="preserve"> </w:t>
+      </w:r>
+      <w:r>
+        <w:rPr>
+          <w:color w:val="6D4C41"/>
+          <w:lang w:val="fr-FR"/>
+        </w:rPr>
+        <w:t>le</w:t>
+      </w:r>
+      <w:r>
+        <w:rPr>
+          <w:lang w:val="fr-FR"/>
+        </w:rPr>
+        <w:t xml:space="preserve"> </w:t>
+      </w:r>
+      <w:r>
+        <w:rPr>
+          <w:color w:val="00ACC1"/>
+          <w:lang w:val="fr-FR"/>
+        </w:rPr>
+        <w:t>ciel</w:t>
+      </w:r>
+      <w:r>
+        <w:rPr>
+          <w:lang w:val="fr-FR"/>
+        </w:rPr>
+        <w:t xml:space="preserve"> </w:t>
+      </w:r>
+      <w:r>
+        <w:rPr>
+          <w:color w:val="C0A000"/>
+          <w:lang w:val="fr-FR"/>
+        </w:rPr>
+        <w:t>bleu</w:t>
+      </w:r>
+      <w:r>
+        <w:rPr>
+          <w:lang w:val="fr-FR"/>
+        </w:rPr>
+        <w:t xml:space="preserve"> </w:t>
+      </w:r>
+      <w:r>
+        <w:rPr>
+          <w:color w:val="5E35B1"/>
+          <w:lang w:val="fr-FR"/>
+        </w:rPr>
+        <w:t>et</w:t>
+      </w:r>
+      <w:r>
+        <w:rPr>
+          <w:lang w:val="fr-FR"/>
+        </w:rPr>
+        <w:t xml:space="preserve"> </w:t>
+      </w:r>
+      <w:r>
+        <w:rPr>
+          <w:color w:val="E53935"/>
+          <w:lang w:val="fr-FR"/>
+        </w:rPr>
+        <w:t>les</w:t>
+      </w:r>
+      <w:r>
+        <w:rPr>
+          <w:lang w:val="fr-FR"/>
+        </w:rPr>
+        <w:t xml:space="preserve"> </w:t>
+      </w:r>
+      <w:r>
+        <w:rPr>
+          <w:color w:val="8E24AA"/>
+          <w:lang w:val="fr-FR"/>
+        </w:rPr>
+        <w:t>oiseaux</w:t>
+      </w:r>
+      <w:r>
+        <w:rPr>
+          <w:lang w:val="fr-FR"/>
+        </w:rPr>
+        <w:t xml:space="preserve"> </w:t>
+      </w:r>
+      <w:r>
+        <w:rPr>
+          <w:color w:val="3949AB"/>
+          <w:lang w:val="fr-FR"/>
+        </w:rPr>
+        <w:t>chantent</w:t>
+      </w:r>
+      <w:r>
+        <w:rPr>
+          <w:lang w:val="fr-FR"/>
+        </w:rPr>
+        <w:t xml:space="preserve"> </w:t>
+      </w:r>
+      <w:r>
+        <w:rPr>
+          <w:color w:val="00897B"/>
+          <w:lang w:val="fr-FR"/>
+        </w:rPr>
+        <w:t>une</w:t>
+      </w:r>
+      <w:r>
+        <w:rPr>
+          <w:lang w:val="fr-FR"/>
+        </w:rPr>
+        <w:t xml:space="preserve"> </w:t>
+      </w:r>
+      <w:r>
+        <w:rPr>
+          <w:color w:val="F57C00"/>
+          <w:lang w:val="fr-FR"/>
+        </w:rPr>
+        <w:t>mélodie</w:t>
+      </w:r>
+      <w:r>
+        <w:rPr>
+          <w:lang w:val="fr-FR"/>
+        </w:rPr>
+        <w:t xml:space="preserve"> </w:t>
+      </w:r>
+      <w:r>
+        <w:rPr>
+          <w:color w:val="D81B60"/>
+          <w:lang w:val="fr-FR"/>
+        </w:rPr>
+        <w:t>douce</w:t>
+      </w:r>
+      <w:r>
+        <w:rPr>
+          <w:lang w:val="fr-FR"/>
+        </w:rPr>
+        <w:t xml:space="preserve"> </w:t>
+      </w:r>
+      <w:r>
+        <w:rPr>
+          <w:color w:val="43A047"/>
+          <w:lang w:val="fr-FR"/>
+        </w:rPr>
+        <w:t>dans</w:t>
+      </w:r>
+      <w:r>
+        <w:rPr>
+          <w:lang w:val="fr-FR"/>
+        </w:rPr>
+        <w:t xml:space="preserve"> </w:t>
+      </w:r>
+      <w:r>
+        <w:rPr>
+          <w:color w:val="6D4C41"/>
+          <w:lang w:val="fr-FR"/>
+        </w:rPr>
+        <w:t>le</w:t>
+      </w:r>
+      <w:r>
+        <w:rPr>
+          <w:lang w:val="fr-FR"/>
+        </w:rPr>
+        <w:t xml:space="preserve"> </w:t>
+      </w:r>
+      <w:r>
+        <w:rPr>
+          <w:color w:val="00ACC1"/>
+          <w:lang w:val="fr-FR"/>
+        </w:rPr>
+        <w:t>grand</w:t>
+      </w:r>
+      <w:r>
+        <w:rPr>
+          <w:lang w:val="fr-FR"/>
+        </w:rPr>
+        <w:t xml:space="preserve"> </w:t>
+      </w:r>
+      <w:r>
+        <w:rPr>
+          <w:color w:val="C0A000"/>
+          <w:lang w:val="fr-FR"/>
+        </w:rPr>
+        <w:t>jardin.</w:t>
+      </w:r>
+      <w:r>
+        <w:rPr>
+          <w:lang w:val="fr-FR"/>
+        </w:rPr>
+        <w:t xml:space="preserve"> </w:t>
+      </w:r>
+      <w:r>
+        <w:rPr>
+          <w:color w:val="5E35B1"/>
+          <w:lang w:val="fr-FR"/>
+        </w:rPr>
+        <w:t>J'aime</w:t>
+      </w:r>
+      <w:r>
+        <w:rPr>
+          <w:lang w:val="fr-FR"/>
+        </w:rPr>
+        <w:t xml:space="preserve"> </w:t>
+      </w:r>
+      <w:r>
+        <w:rPr>
+          <w:color w:val="E53935"/>
+          <w:lang w:val="fr-FR"/>
+        </w:rPr>
+        <w:t>commencer</w:t>
+      </w:r>
+      <w:r>
+        <w:rPr>
+          <w:lang w:val="fr-FR"/>
+        </w:rPr>
+        <w:t xml:space="preserve"> </w:t>
+      </w:r>
+      <w:r>
+        <w:rPr>
+          <w:color w:val="8E24AA"/>
+          <w:lang w:val="fr-FR"/>
+        </w:rPr>
+        <w:t>ma</w:t>
+      </w:r>
+      <w:r>
+        <w:rPr>
+          <w:lang w:val="fr-FR"/>
+        </w:rPr>
+        <w:t xml:space="preserve"> </w:t>
+      </w:r>
+      <w:r>
+        <w:rPr>
+          <w:color w:val="3949AB"/>
+          <w:lang w:val="fr-FR"/>
+        </w:rPr>
+        <w:t>journée</w:t>
+      </w:r>
+      <w:r>
+        <w:rPr>
+          <w:lang w:val="fr-FR"/>
+        </w:rPr>
+        <w:t xml:space="preserve"> </w:t>
+      </w:r>
+      <w:r>
+        <w:rPr>
+          <w:color w:val="00897B"/>
+          <w:lang w:val="fr-FR"/>
+        </w:rPr>
+        <w:t>avec</w:t>
+      </w:r>
+      <w:r>
+        <w:rPr>
+          <w:lang w:val="fr-FR"/>
+        </w:rPr>
+        <w:t xml:space="preserve"> </w:t>
+      </w:r>
+      <w:r>
+        <w:rPr>
+          <w:color w:val="F57C00"/>
+          <w:lang w:val="fr-FR"/>
+        </w:rPr>
+        <w:t>une</w:t>
+      </w:r>
+      <w:r>
+        <w:rPr>
+          <w:lang w:val="fr-FR"/>
+        </w:rPr>
+        <w:t xml:space="preserve"> </w:t>
+      </w:r>
+      <w:r>
+        <w:rPr>
+          <w:color w:val="D81B60"/>
+          <w:lang w:val="fr-FR"/>
+        </w:rPr>
+        <w:t>bonne</w:t>
+      </w:r>
+      <w:r>
+        <w:rPr>
+          <w:lang w:val="fr-FR"/>
+        </w:rPr>
+        <w:t xml:space="preserve"> </w:t>
+      </w:r>
+      <w:r>
+        <w:rPr>
+          <w:color w:val="43A047"/>
+          <w:lang w:val="fr-FR"/>
+        </w:rPr>
+        <w:t>tasse</w:t>
+      </w:r>
+      <w:r>
+        <w:rPr>
+          <w:lang w:val="fr-FR"/>
+        </w:rPr>
+        <w:t xml:space="preserve"> </w:t>
+      </w:r>
+      <w:r>
+        <w:rPr>
+          <w:color w:val="6D4C41"/>
+          <w:lang w:val="fr-FR"/>
+        </w:rPr>
+        <w:t>de</w:t>
+      </w:r>
+      <w:r>
+        <w:rPr>
+          <w:lang w:val="fr-FR"/>
+        </w:rPr>
+        <w:t xml:space="preserve"> </w:t>
+      </w:r>
+      <w:r>
+        <w:rPr>
+          <w:color w:val="00ACC1"/>
+          <w:lang w:val="fr-FR"/>
+        </w:rPr>
+        <w:t>café</w:t>
+      </w:r>
+      <w:r>
+        <w:rPr>
+          <w:lang w:val="fr-FR"/>
+        </w:rPr>
+        <w:t xml:space="preserve"> </w:t>
+      </w:r>
+      <w:r>
+        <w:rPr>
+          <w:color w:val="C0A000"/>
+          <w:lang w:val="fr-FR"/>
+        </w:rPr>
+        <w:t>chaud</w:t>
+      </w:r>
+      <w:r>
+        <w:rPr>
+          <w:lang w:val="fr-FR"/>
+        </w:rPr>
+        <w:t xml:space="preserve"> </w:t>
+      </w:r>
+      <w:r>
+        <w:rPr>
+          <w:color w:val="5E35B1"/>
+          <w:lang w:val="fr-FR"/>
+        </w:rPr>
+        <w:t>et</w:t>
+      </w:r>
+      <w:r>
+        <w:rPr>
+          <w:lang w:val="fr-FR"/>
+        </w:rPr>
+        <w:t xml:space="preserve"> </w:t>
+      </w:r>
+      <w:r>
+        <w:rPr>
+          <w:color w:val="E53935"/>
+          <w:lang w:val="fr-FR"/>
+        </w:rPr>
+        <w:t>un</w:t>
+      </w:r>
+      <w:r>
+        <w:rPr>
+          <w:lang w:val="fr-FR"/>
+        </w:rPr>
+        <w:t xml:space="preserve"> </w:t>
+      </w:r>
+      <w:r>
+        <w:rPr>
+          <w:color w:val="8E24AA"/>
+          <w:lang w:val="fr-FR"/>
+        </w:rPr>
+        <w:t>croissant</w:t>
+      </w:r>
+      <w:r>
+        <w:rPr>
+          <w:lang w:val="fr-FR"/>
+        </w:rPr>
+        <w:t xml:space="preserve"> </w:t>
+      </w:r>
+      <w:r>
+        <w:rPr>
+          <w:color w:val="3949AB"/>
+          <w:lang w:val="fr-FR"/>
+        </w:rPr>
+        <w:t>frais</w:t>
+      </w:r>
+      <w:r>
+        <w:rPr>
+          <w:lang w:val="fr-FR"/>
+        </w:rPr>
+        <w:t xml:space="preserve"> </w:t>
+      </w:r>
+      <w:r>
+        <w:rPr>
+          <w:color w:val="00897B"/>
+          <w:lang w:val="fr-FR"/>
+        </w:rPr>
+        <w:t>de</w:t>
+      </w:r>
+      <w:r>
+        <w:rPr>
+          <w:lang w:val="fr-FR"/>
+        </w:rPr>
+        <w:t xml:space="preserve"> </w:t>
+      </w:r>
+      <w:r>
+        <w:rPr>
+          <w:color w:val="F57C00"/>
+          <w:lang w:val="fr-FR"/>
+        </w:rPr>
+        <w:t>la</w:t>
+      </w:r>
+      <w:r>
+        <w:rPr>
+          <w:lang w:val="fr-FR"/>
+        </w:rPr>
+        <w:t xml:space="preserve"> </w:t>
+      </w:r>
+      <w:r>
+        <w:rPr>
+          <w:color w:val="D81B60"/>
+          <w:lang w:val="fr-FR"/>
+        </w:rPr>
+        <w:t>boulangerie</w:t>
+      </w:r>
+      <w:r>
+        <w:rPr>
+          <w:lang w:val="fr-FR"/>
+        </w:rPr>
+        <w:t xml:space="preserve"> </w:t>
+      </w:r>
+      <w:r>
+        <w:rPr>
+          <w:color w:val="43A047"/>
+          <w:lang w:val="fr-FR"/>
+        </w:rPr>
+        <w:t>locale.</w:t>
+      </w:r>
+      <w:r>
+        <w:rPr>
+          <w:lang w:val="fr-FR"/>
+        </w:rPr>
+        <w:t xml:space="preserve"> </w:t>
+      </w:r>
+      <w:r>
+        <w:rPr>
+          <w:color w:val="6D4C41"/>
+          <w:lang w:val="fr-FR"/>
+        </w:rPr>
+        <w:t>La</w:t>
+      </w:r>
+      <w:r>
+        <w:rPr>
+          <w:lang w:val="fr-FR"/>
+        </w:rPr>
+        <w:t xml:space="preserve"> </w:t>
+      </w:r>
+      <w:r>
+        <w:rPr>
+          <w:color w:val="00ACC1"/>
+          <w:lang w:val="fr-FR"/>
+        </w:rPr>
+        <w:t>vie</w:t>
+      </w:r>
+      <w:r>
+        <w:rPr>
+          <w:lang w:val="fr-FR"/>
+        </w:rPr>
+        <w:t xml:space="preserve"> </w:t>
+      </w:r>
+      <w:r>
+        <w:rPr>
+          <w:color w:val="C0A000"/>
+          <w:lang w:val="fr-FR"/>
+        </w:rPr>
+        <w:t>urbaine</w:t>
+      </w:r>
+      <w:r>
+        <w:rPr>
+          <w:lang w:val="fr-FR"/>
+        </w:rPr>
+        <w:t xml:space="preserve"> </w:t>
+      </w:r>
+      <w:r>
+        <w:rPr>
+          <w:color w:val="5E35B1"/>
+          <w:lang w:val="fr-FR"/>
+        </w:rPr>
+        <w:t>est</w:t>
+      </w:r>
+      <w:r>
+        <w:rPr>
+          <w:lang w:val="fr-FR"/>
+        </w:rPr>
+        <w:t xml:space="preserve"> </w:t>
+      </w:r>
+      <w:r>
+        <w:rPr>
+          <w:color w:val="E53935"/>
+          <w:lang w:val="fr-FR"/>
+        </w:rPr>
+        <w:t>toujours</w:t>
+      </w:r>
+      <w:r>
+        <w:rPr>
+          <w:lang w:val="fr-FR"/>
+        </w:rPr>
+        <w:t xml:space="preserve"> </w:t>
+      </w:r>
+      <w:r>
+        <w:rPr>
+          <w:color w:val="8E24AA"/>
+          <w:lang w:val="fr-FR"/>
+        </w:rPr>
+        <w:t>pleine</w:t>
+      </w:r>
+      <w:r>
+        <w:rPr>
+          <w:lang w:val="fr-FR"/>
+        </w:rPr>
+        <w:t xml:space="preserve"> </w:t>
+      </w:r>
+      <w:r>
+        <w:rPr>
+          <w:color w:val="3949AB"/>
+          <w:lang w:val="fr-FR"/>
+        </w:rPr>
+        <w:t>de</w:t>
+      </w:r>
+      <w:r>
+        <w:rPr>
+          <w:lang w:val="fr-FR"/>
+        </w:rPr>
+        <w:t xml:space="preserve"> </w:t>
+      </w:r>
+      <w:r>
+        <w:rPr>
+          <w:color w:val="00897B"/>
+          <w:lang w:val="fr-FR"/>
+        </w:rPr>
+        <w:t>surprises,</w:t>
+      </w:r>
+      <w:r>
+        <w:rPr>
+          <w:lang w:val="fr-FR"/>
+        </w:rPr>
+        <w:t xml:space="preserve"> </w:t>
+      </w:r>
+      <w:r>
+        <w:rPr>
+          <w:color w:val="F57C00"/>
+          <w:lang w:val="fr-FR"/>
+        </w:rPr>
+        <w:t>de</w:t>
+      </w:r>
+      <w:r>
+        <w:rPr>
+          <w:lang w:val="fr-FR"/>
+        </w:rPr>
+        <w:t xml:space="preserve"> </w:t>
+      </w:r>
+      <w:r>
+        <w:rPr>
+          <w:color w:val="D81B60"/>
+          <w:lang w:val="fr-FR"/>
+        </w:rPr>
+        <w:t>mouvements</w:t>
+      </w:r>
+      <w:r>
+        <w:rPr>
+          <w:lang w:val="fr-FR"/>
+        </w:rPr>
+        <w:t xml:space="preserve"> </w:t>
+      </w:r>
+      <w:r>
+        <w:rPr>
+          <w:color w:val="43A047"/>
+          <w:lang w:val="fr-FR"/>
+        </w:rPr>
+        <w:t>et</w:t>
+      </w:r>
+      <w:r>
+        <w:rPr>
+          <w:lang w:val="fr-FR"/>
+        </w:rPr>
+        <w:t xml:space="preserve"> </w:t>
+      </w:r>
+      <w:r>
+        <w:rPr>
+          <w:color w:val="6D4C41"/>
+          <w:lang w:val="fr-FR"/>
+        </w:rPr>
+        <w:t>de</w:t>
+      </w:r>
+      <w:r>
+        <w:rPr>
+          <w:lang w:val="fr-FR"/>
+        </w:rPr>
+        <w:t xml:space="preserve"> </w:t>
+      </w:r>
+      <w:r>
+        <w:rPr>
+          <w:color w:val="00ACC1"/>
+          <w:lang w:val="fr-FR"/>
+        </w:rPr>
+        <w:t>rencontres</w:t>
+      </w:r>
+      <w:r>
+        <w:rPr>
+          <w:lang w:val="fr-FR"/>
+        </w:rPr>
+        <w:t xml:space="preserve"> </w:t>
+      </w:r>
+      <w:r>
+        <w:rPr>
+          <w:color w:val="C0A000"/>
+          <w:lang w:val="fr-FR"/>
+        </w:rPr>
+        <w:t>intéressantes</w:t>
+      </w:r>
+      <w:r>
+        <w:rPr>
+          <w:lang w:val="fr-FR"/>
+        </w:rPr>
+        <w:t xml:space="preserve"> </w:t>
+      </w:r>
+      <w:r>
+        <w:rPr>
+          <w:color w:val="5E35B1"/>
+          <w:lang w:val="fr-FR"/>
+        </w:rPr>
+        <w:t>avec</w:t>
+      </w:r>
+      <w:r>
+        <w:rPr>
+          <w:lang w:val="fr-FR"/>
+        </w:rPr>
+        <w:t xml:space="preserve"> </w:t>
+      </w:r>
+      <w:r>
+        <w:rPr>
+          <w:color w:val="E53935"/>
+          <w:lang w:val="fr-FR"/>
+        </w:rPr>
+        <w:t>des</w:t>
+      </w:r>
+      <w:r>
+        <w:rPr>
+          <w:lang w:val="fr-FR"/>
+        </w:rPr>
+        <w:t xml:space="preserve"> </w:t>
+      </w:r>
+      <w:r>
+        <w:rPr>
+          <w:color w:val="8E24AA"/>
+          <w:lang w:val="fr-FR"/>
+        </w:rPr>
+        <w:t>personnes</w:t>
+      </w:r>
+      <w:r>
+        <w:rPr>
+          <w:lang w:val="fr-FR"/>
+        </w:rPr>
+        <w:t xml:space="preserve"> </w:t>
+      </w:r>
+      <w:r>
+        <w:rPr>
+          <w:color w:val="3949AB"/>
+          <w:lang w:val="fr-FR"/>
+        </w:rPr>
+        <w:t>formidables.</w:t>
       </w:r>
     </w:p>
     <w:p>
       <w:pPr>
         <w:pStyle w:val="Heading1"/>
         <w:rPr>
-          <w:rFonts w:asciiTheme="minorHAnsi" w:hAnsiTheme="minorHAnsi" w:cstheme="minorBidi"/>
-          <w:color w:val="C46A3B"/>
+          <w:rFonts w:cstheme="minorBidi"/>
           <w:lang w:val="fr-FR"/>
         </w:rPr>
       </w:pPr>
       <w:r>
         <w:rPr>
-          <w:rFonts w:asciiTheme="minorHAnsi" w:hAnsiTheme="minorHAnsi" w:cstheme="minorBidi"/>
-          <w:color w:val="C46A3B"/>
-          <w:lang w:val="fr-FR"/>
-        </w:rPr>
-        <w:t>Moments de sérénité</w:t>
+          <w:rFonts w:ascii="Aptos" w:hAnsi="Aptos" w:cstheme="minorBidi"/>
+          <w:color w:val="E53935"/>
+          <w:lang w:val="fr-FR"/>
+        </w:rPr>
+        <w:t>Moments</w:t>
+      </w:r>
+      <w:r>
+        <w:rPr>
+          <w:rFonts w:ascii="Aptos" w:hAnsi="Aptos" w:cstheme="minorBidi"/>
+          <w:lang w:val="fr-FR"/>
+        </w:rPr>
+        <w:t xml:space="preserve"> </w:t>
+      </w:r>
+      <w:r>
+        <w:rPr>
+          <w:rFonts w:ascii="Aptos" w:hAnsi="Aptos" w:cstheme="minorBidi"/>
+          <w:color w:val="3949AB"/>
+          <w:lang w:val="fr-FR"/>
+        </w:rPr>
+        <w:t>de</w:t>
+      </w:r>
+      <w:r>
+        <w:rPr>
+          <w:rFonts w:ascii="Aptos" w:hAnsi="Aptos" w:cstheme="minorBidi"/>
+          <w:lang w:val="fr-FR"/>
+        </w:rPr>
+        <w:t xml:space="preserve"> </w:t>
+      </w:r>
+      <w:r>
+        <w:rPr>
+          <w:rFonts w:ascii="Aptos" w:hAnsi="Aptos" w:cstheme="minorBidi"/>
+          <w:color w:val="00897B"/>
+          <w:lang w:val="fr-FR"/>
+        </w:rPr>
+        <w:t>sérénité</w:t>
       </w:r>
     </w:p>
     <w:p>
-      <w:pPr>
-        <w:rPr>
-          <w:lang w:val="fr-FR"/>
-        </w:rPr>
-      </w:pPr>
-      <w:r>
-        <w:rPr>
-          <w:lang w:val="fr-FR"/>
-        </w:rPr>
-        <w:t xml:space="preserve">Pendant mon temps libre, je préfère lire un livre captivant, écouter de la musique classique ou me promener tranquillement le long de la rivière. C'est un excellent moyen de se détendre, d'oublier le stress quotidien et de trouver une paix intérieure durable. Parfois, je </w:t>
-      </w:r>
-      <w:proofErr w:type="gramStart"/>
-      <w:r>
-        <w:rPr>
+      <w:r>
+        <w:rPr>
+          <w:color w:val="E53935"/>
+          <w:lang w:val="fr-FR"/>
+        </w:rPr>
+        <w:t>Pendant</w:t>
+      </w:r>
+      <w:r>
+        <w:rPr>
+          <w:lang w:val="fr-FR"/>
+        </w:rPr>
+        <w:t xml:space="preserve"> </w:t>
+      </w:r>
+      <w:r>
+        <w:rPr>
+          <w:color w:val="8E24AA"/>
+          <w:lang w:val="fr-FR"/>
+        </w:rPr>
+        <w:t>mon</w:t>
+      </w:r>
+      <w:r>
+        <w:rPr>
+          <w:lang w:val="fr-FR"/>
+        </w:rPr>
+        <w:t xml:space="preserve"> </w:t>
+      </w:r>
+      <w:r>
+        <w:rPr>
+          <w:color w:val="3949AB"/>
+          <w:lang w:val="fr-FR"/>
+        </w:rPr>
+        <w:t>temps</w:t>
+      </w:r>
+      <w:r>
+        <w:rPr>
+          <w:lang w:val="fr-FR"/>
+        </w:rPr>
+        <w:t xml:space="preserve"> </w:t>
+      </w:r>
+      <w:r>
+        <w:rPr>
+          <w:color w:val="00897B"/>
+          <w:lang w:val="fr-FR"/>
+        </w:rPr>
+        <w:t>libre,</w:t>
+      </w:r>
+      <w:r>
+        <w:rPr>
+          <w:lang w:val="fr-FR"/>
+        </w:rPr>
+        <w:t xml:space="preserve"> </w:t>
+      </w:r>
+      <w:r>
+        <w:rPr>
+          <w:color w:val="F57C00"/>
+          <w:lang w:val="fr-FR"/>
+        </w:rPr>
+        <w:t>je</w:t>
+      </w:r>
+      <w:r>
+        <w:rPr>
+          <w:lang w:val="fr-FR"/>
+        </w:rPr>
+        <w:t xml:space="preserve"> </w:t>
+      </w:r>
+      <w:r>
+        <w:rPr>
+          <w:color w:val="D81B60"/>
+          <w:lang w:val="fr-FR"/>
+        </w:rPr>
+        <w:t>préfère</w:t>
+      </w:r>
+      <w:r>
+        <w:rPr>
+          <w:lang w:val="fr-FR"/>
+        </w:rPr>
+        <w:t xml:space="preserve"> </w:t>
+      </w:r>
+      <w:r>
+        <w:rPr>
+          <w:color w:val="43A047"/>
+          <w:lang w:val="fr-FR"/>
+        </w:rPr>
+        <w:t>lire</w:t>
+      </w:r>
+      <w:r>
+        <w:rPr>
+          <w:lang w:val="fr-FR"/>
+        </w:rPr>
+        <w:t xml:space="preserve"> </w:t>
+      </w:r>
+      <w:r>
+        <w:rPr>
+          <w:color w:val="6D4C41"/>
+          <w:lang w:val="fr-FR"/>
+        </w:rPr>
+        <w:t>un</w:t>
+      </w:r>
+      <w:r>
+        <w:rPr>
+          <w:lang w:val="fr-FR"/>
+        </w:rPr>
+        <w:t xml:space="preserve"> </w:t>
+      </w:r>
+      <w:r>
+        <w:rPr>
+          <w:color w:val="00ACC1"/>
+          <w:lang w:val="fr-FR"/>
+        </w:rPr>
+        <w:t>livre</w:t>
+      </w:r>
+      <w:r>
+        <w:rPr>
+          <w:lang w:val="fr-FR"/>
+        </w:rPr>
+        <w:t xml:space="preserve"> </w:t>
+      </w:r>
+      <w:r>
+        <w:rPr>
+          <w:color w:val="C0A000"/>
+          <w:lang w:val="fr-FR"/>
+        </w:rPr>
+        <w:t>captivant,</w:t>
+      </w:r>
+      <w:r>
+        <w:rPr>
+          <w:lang w:val="fr-FR"/>
+        </w:rPr>
+        <w:t xml:space="preserve"> </w:t>
+      </w:r>
+      <w:r>
+        <w:rPr>
+          <w:color w:val="5E35B1"/>
+          <w:lang w:val="fr-FR"/>
+        </w:rPr>
+        <w:t>écouter</w:t>
+      </w:r>
+      <w:r>
+        <w:rPr>
+          <w:lang w:val="fr-FR"/>
+        </w:rPr>
+        <w:t xml:space="preserve"> </w:t>
+      </w:r>
+      <w:r>
+        <w:rPr>
+          <w:color w:val="E53935"/>
+          <w:lang w:val="fr-FR"/>
+        </w:rPr>
+        <w:t>de</w:t>
+      </w:r>
+      <w:r>
+        <w:rPr>
+          <w:lang w:val="fr-FR"/>
+        </w:rPr>
+        <w:t xml:space="preserve"> </w:t>
+      </w:r>
+      <w:r>
+        <w:rPr>
+          <w:color w:val="8E24AA"/>
+          <w:lang w:val="fr-FR"/>
+        </w:rPr>
+        <w:t>la</w:t>
+      </w:r>
+      <w:r>
+        <w:rPr>
+          <w:lang w:val="fr-FR"/>
+        </w:rPr>
+        <w:t xml:space="preserve"> </w:t>
+      </w:r>
+      <w:r>
+        <w:rPr>
+          <w:color w:val="3949AB"/>
+          <w:lang w:val="fr-FR"/>
+        </w:rPr>
+        <w:t>musique</w:t>
+      </w:r>
+      <w:r>
+        <w:rPr>
+          <w:lang w:val="fr-FR"/>
+        </w:rPr>
+        <w:t xml:space="preserve"> </w:t>
+      </w:r>
+      <w:r>
+        <w:rPr>
+          <w:color w:val="00897B"/>
+          <w:lang w:val="fr-FR"/>
+        </w:rPr>
+        <w:t>classique</w:t>
+      </w:r>
+      <w:r>
+        <w:rPr>
+          <w:lang w:val="fr-FR"/>
+        </w:rPr>
+        <w:t xml:space="preserve"> </w:t>
+      </w:r>
+      <w:r>
+        <w:rPr>
+          <w:color w:val="F57C00"/>
+          <w:lang w:val="fr-FR"/>
+        </w:rPr>
+        <w:t>ou</w:t>
+      </w:r>
+      <w:r>
+        <w:rPr>
+          <w:lang w:val="fr-FR"/>
+        </w:rPr>
+        <w:t xml:space="preserve"> </w:t>
+      </w:r>
+      <w:r>
+        <w:rPr>
+          <w:color w:val="D81B60"/>
+          <w:lang w:val="fr-FR"/>
+        </w:rPr>
+        <w:t>me</w:t>
+      </w:r>
+      <w:r>
+        <w:rPr>
+          <w:lang w:val="fr-FR"/>
+        </w:rPr>
+        <w:t xml:space="preserve"> </w:t>
+      </w:r>
+      <w:r>
+        <w:rPr>
+          <w:color w:val="43A047"/>
+          <w:lang w:val="fr-FR"/>
+        </w:rPr>
+        <w:t>promener</w:t>
+      </w:r>
+      <w:r>
+        <w:rPr>
+          <w:lang w:val="fr-FR"/>
+        </w:rPr>
+        <w:t xml:space="preserve"> </w:t>
+      </w:r>
+      <w:r>
+        <w:rPr>
+          <w:color w:val="6D4C41"/>
+          <w:lang w:val="fr-FR"/>
+        </w:rPr>
+        <w:t>tranquillement</w:t>
+      </w:r>
+      <w:r>
+        <w:rPr>
+          <w:lang w:val="fr-FR"/>
+        </w:rPr>
+        <w:t xml:space="preserve"> </w:t>
+      </w:r>
+      <w:r>
+        <w:rPr>
+          <w:color w:val="00ACC1"/>
+          <w:lang w:val="fr-FR"/>
+        </w:rPr>
+        <w:t>le</w:t>
+      </w:r>
+      <w:r>
+        <w:rPr>
+          <w:lang w:val="fr-FR"/>
+        </w:rPr>
+        <w:t xml:space="preserve"> </w:t>
+      </w:r>
+      <w:r>
+        <w:rPr>
+          <w:color w:val="C0A000"/>
+          <w:lang w:val="fr-FR"/>
+        </w:rPr>
+        <w:t>long</w:t>
+      </w:r>
+      <w:r>
+        <w:rPr>
+          <w:lang w:val="fr-FR"/>
+        </w:rPr>
+        <w:t xml:space="preserve"> </w:t>
+      </w:r>
+      <w:r>
+        <w:rPr>
+          <w:color w:val="5E35B1"/>
+          <w:lang w:val="fr-FR"/>
+        </w:rPr>
+        <w:t>de</w:t>
+      </w:r>
+      <w:r>
+        <w:rPr>
+          <w:lang w:val="fr-FR"/>
+        </w:rPr>
+        <w:t xml:space="preserve"> </w:t>
+      </w:r>
+      <w:r>
+        <w:rPr>
+          <w:color w:val="E53935"/>
+          <w:lang w:val="fr-FR"/>
+        </w:rPr>
+        <w:t>la</w:t>
+      </w:r>
+      <w:r>
+        <w:rPr>
+          <w:lang w:val="fr-FR"/>
+        </w:rPr>
+        <w:t xml:space="preserve"> </w:t>
+      </w:r>
+      <w:r>
+        <w:rPr>
+          <w:color w:val="8E24AA"/>
+          <w:lang w:val="fr-FR"/>
+        </w:rPr>
+        <w:t>rivière.</w:t>
+      </w:r>
+      <w:r>
+        <w:rPr>
+          <w:lang w:val="fr-FR"/>
+        </w:rPr>
+        <w:t xml:space="preserve"> </w:t>
+      </w:r>
+      <w:r>
+        <w:rPr>
+          <w:color w:val="3949AB"/>
+          <w:lang w:val="fr-FR"/>
+        </w:rPr>
+        <w:t>C'est</w:t>
+      </w:r>
+      <w:r>
+        <w:rPr>
+          <w:lang w:val="fr-FR"/>
+        </w:rPr>
+        <w:t xml:space="preserve"> </w:t>
+      </w:r>
+      <w:r>
+        <w:rPr>
+          <w:color w:val="00897B"/>
+          <w:lang w:val="fr-FR"/>
+        </w:rPr>
+        <w:t>un</w:t>
+      </w:r>
+      <w:r>
+        <w:rPr>
+          <w:lang w:val="fr-FR"/>
+        </w:rPr>
+        <w:t xml:space="preserve"> </w:t>
+      </w:r>
+      <w:r>
+        <w:rPr>
+          <w:color w:val="F57C00"/>
+          <w:lang w:val="fr-FR"/>
+        </w:rPr>
+        <w:t>excellent</w:t>
+      </w:r>
+      <w:r>
+        <w:rPr>
+          <w:lang w:val="fr-FR"/>
+        </w:rPr>
+        <w:t xml:space="preserve"> </w:t>
+      </w:r>
+      <w:r>
+        <w:rPr>
+          <w:color w:val="D81B60"/>
+          <w:lang w:val="fr-FR"/>
+        </w:rPr>
+        <w:t>moyen</w:t>
+      </w:r>
+      <w:r>
+        <w:rPr>
+          <w:lang w:val="fr-FR"/>
+        </w:rPr>
+        <w:t xml:space="preserve"> </w:t>
+      </w:r>
+      <w:r>
+        <w:rPr>
+          <w:color w:val="43A047"/>
+          <w:lang w:val="fr-FR"/>
+        </w:rPr>
+        <w:t>de</w:t>
+      </w:r>
+      <w:r>
+        <w:rPr>
+          <w:lang w:val="fr-FR"/>
+        </w:rPr>
+        <w:t xml:space="preserve"> </w:t>
+      </w:r>
+      <w:r>
+        <w:rPr>
+          <w:color w:val="6D4C41"/>
+          <w:lang w:val="fr-FR"/>
+        </w:rPr>
+        <w:t>se</w:t>
+      </w:r>
+      <w:r>
+        <w:rPr>
+          <w:lang w:val="fr-FR"/>
+        </w:rPr>
+        <w:t xml:space="preserve"> </w:t>
+      </w:r>
+      <w:r>
+        <w:rPr>
+          <w:color w:val="00ACC1"/>
+          <w:lang w:val="fr-FR"/>
+        </w:rPr>
+        <w:t>détendre,</w:t>
+      </w:r>
+      <w:r>
+        <w:rPr>
+          <w:lang w:val="fr-FR"/>
+        </w:rPr>
+        <w:t xml:space="preserve"> </w:t>
+      </w:r>
+      <w:r>
+        <w:rPr>
+          <w:color w:val="C0A000"/>
+          <w:lang w:val="fr-FR"/>
+        </w:rPr>
+        <w:t>d'oublier</w:t>
+      </w:r>
+      <w:r>
+        <w:rPr>
+          <w:lang w:val="fr-FR"/>
+        </w:rPr>
+        <w:t xml:space="preserve"> </w:t>
+      </w:r>
+      <w:r>
+        <w:rPr>
+          <w:color w:val="5E35B1"/>
+          <w:lang w:val="fr-FR"/>
+        </w:rPr>
+        <w:t>le</w:t>
+      </w:r>
+      <w:r>
+        <w:rPr>
+          <w:lang w:val="fr-FR"/>
+        </w:rPr>
+        <w:t xml:space="preserve"> </w:t>
+      </w:r>
+      <w:r>
+        <w:rPr>
+          <w:color w:val="E53935"/>
+          <w:lang w:val="fr-FR"/>
+        </w:rPr>
+        <w:t>stress</w:t>
+      </w:r>
+      <w:r>
+        <w:rPr>
+          <w:lang w:val="fr-FR"/>
+        </w:rPr>
+        <w:t xml:space="preserve"> </w:t>
+      </w:r>
+      <w:r>
+        <w:rPr>
+          <w:color w:val="8E24AA"/>
+          <w:lang w:val="fr-FR"/>
+        </w:rPr>
+        <w:t>quotidien</w:t>
+      </w:r>
+      <w:r>
+        <w:rPr>
+          <w:lang w:val="fr-FR"/>
+        </w:rPr>
+        <w:t xml:space="preserve"> </w:t>
+      </w:r>
+      <w:r>
+        <w:rPr>
+          <w:color w:val="3949AB"/>
+          <w:lang w:val="fr-FR"/>
+        </w:rPr>
+        <w:t>et</w:t>
+      </w:r>
+      <w:r>
+        <w:rPr>
+          <w:lang w:val="fr-FR"/>
+        </w:rPr>
+        <w:t xml:space="preserve"> </w:t>
+      </w:r>
+      <w:r>
+        <w:rPr>
+          <w:color w:val="00897B"/>
+          <w:lang w:val="fr-FR"/>
+        </w:rPr>
+        <w:t>de</w:t>
+      </w:r>
+      <w:r>
+        <w:rPr>
+          <w:lang w:val="fr-FR"/>
+        </w:rPr>
+        <w:t xml:space="preserve"> </w:t>
+      </w:r>
+      <w:r>
+        <w:rPr>
+          <w:color w:val="F57C00"/>
+          <w:lang w:val="fr-FR"/>
+        </w:rPr>
+        <w:t>trouver</w:t>
+      </w:r>
+      <w:r>
+        <w:rPr>
+          <w:lang w:val="fr-FR"/>
+        </w:rPr>
+        <w:t xml:space="preserve"> </w:t>
+      </w:r>
+      <w:r>
+        <w:rPr>
+          <w:color w:val="D81B60"/>
+          <w:lang w:val="fr-FR"/>
+        </w:rPr>
+        <w:t>une</w:t>
+      </w:r>
+      <w:r>
+        <w:rPr>
+          <w:lang w:val="fr-FR"/>
+        </w:rPr>
+        <w:t xml:space="preserve"> </w:t>
+      </w:r>
+      <w:r>
+        <w:rPr>
+          <w:color w:val="43A047"/>
+          <w:lang w:val="fr-FR"/>
+        </w:rPr>
+        <w:t>paix</w:t>
+      </w:r>
+      <w:r>
+        <w:rPr>
+          <w:lang w:val="fr-FR"/>
+        </w:rPr>
+        <w:t xml:space="preserve"> </w:t>
+      </w:r>
+      <w:r>
+        <w:rPr>
+          <w:color w:val="6D4C41"/>
+          <w:lang w:val="fr-FR"/>
+        </w:rPr>
+        <w:t>intérieure</w:t>
+      </w:r>
+      <w:r>
+        <w:rPr>
+          <w:lang w:val="fr-FR"/>
+        </w:rPr>
+        <w:t xml:space="preserve"> </w:t>
+      </w:r>
+      <w:r>
+        <w:rPr>
+          <w:color w:val="00ACC1"/>
+          <w:lang w:val="fr-FR"/>
+        </w:rPr>
+        <w:t>durable.</w:t>
+      </w:r>
+      <w:r>
+        <w:rPr>
+          <w:lang w:val="fr-FR"/>
+        </w:rPr>
+        <w:t xml:space="preserve"> </w:t>
+      </w:r>
+      <w:r>
+        <w:rPr>
+          <w:color w:val="C0A000"/>
+          <w:lang w:val="fr-FR"/>
+        </w:rPr>
+        <w:t>Parfois,</w:t>
+      </w:r>
+      <w:r>
+        <w:rPr>
+          <w:lang w:val="fr-FR"/>
+        </w:rPr>
+        <w:t xml:space="preserve"> </w:t>
+      </w:r>
+      <w:r>
+        <w:rPr>
+          <w:color w:val="5E35B1"/>
+          <w:lang w:val="fr-FR"/>
+        </w:rPr>
+        <w:t>je</w:t>
+      </w:r>
+      <w:r>
+        <w:rPr>
+          <w:lang w:val="fr-FR"/>
+        </w:rPr>
+        <w:t xml:space="preserve"> </w:t>
+      </w:r>
+      <w:r>
+        <w:rPr>
+          <w:color w:val="E53935"/>
           <w:lang w:val="fr-FR"/>
         </w:rPr>
         <w:lastRenderedPageBreak/>
         <w:t>retrouve</w:t>
       </w:r>
-      <w:proofErr w:type="gramEnd"/>
-      <w:r>
-        <w:rPr>
-          <w:lang w:val="fr-FR"/>
-        </w:rPr>
-        <w:t xml:space="preserve"> mes meilleurs amis dans un petit café chaleureux au coin de la rue pour discuter de nos projets futurs et partager des rires sincères.</w:t>
+      <w:r>
+        <w:rPr>
+          <w:lang w:val="fr-FR"/>
+        </w:rPr>
+        <w:t xml:space="preserve"> </w:t>
+      </w:r>
+      <w:r>
+        <w:rPr>
+          <w:color w:val="8E24AA"/>
+          <w:lang w:val="fr-FR"/>
+        </w:rPr>
+        <w:t>mes</w:t>
+      </w:r>
+      <w:r>
+        <w:rPr>
+          <w:lang w:val="fr-FR"/>
+        </w:rPr>
+        <w:t xml:space="preserve"> </w:t>
+      </w:r>
+      <w:r>
+        <w:rPr>
+          <w:color w:val="3949AB"/>
+          <w:lang w:val="fr-FR"/>
+        </w:rPr>
+        <w:t>meilleurs</w:t>
+      </w:r>
+      <w:r>
+        <w:rPr>
+          <w:lang w:val="fr-FR"/>
+        </w:rPr>
+        <w:t xml:space="preserve"> </w:t>
+      </w:r>
+      <w:r>
+        <w:rPr>
+          <w:color w:val="00897B"/>
+          <w:lang w:val="fr-FR"/>
+        </w:rPr>
+        <w:t>amis</w:t>
+      </w:r>
+      <w:r>
+        <w:rPr>
+          <w:lang w:val="fr-FR"/>
+        </w:rPr>
+        <w:t xml:space="preserve"> </w:t>
+      </w:r>
+      <w:r>
+        <w:rPr>
+          <w:color w:val="F57C00"/>
+          <w:lang w:val="fr-FR"/>
+        </w:rPr>
+        <w:t>dans</w:t>
+      </w:r>
+      <w:r>
+        <w:rPr>
+          <w:lang w:val="fr-FR"/>
+        </w:rPr>
+        <w:t xml:space="preserve"> </w:t>
+      </w:r>
+      <w:r>
+        <w:rPr>
+          <w:color w:val="D81B60"/>
+          <w:lang w:val="fr-FR"/>
+        </w:rPr>
+        <w:t>un</w:t>
+      </w:r>
+      <w:r>
+        <w:rPr>
+          <w:lang w:val="fr-FR"/>
+        </w:rPr>
+        <w:t xml:space="preserve"> </w:t>
+      </w:r>
+      <w:r>
+        <w:rPr>
+          <w:color w:val="43A047"/>
+          <w:lang w:val="fr-FR"/>
+        </w:rPr>
+        <w:t>petit</w:t>
+      </w:r>
+      <w:r>
+        <w:rPr>
+          <w:lang w:val="fr-FR"/>
+        </w:rPr>
+        <w:t xml:space="preserve"> </w:t>
+      </w:r>
+      <w:r>
+        <w:rPr>
+          <w:color w:val="6D4C41"/>
+          <w:lang w:val="fr-FR"/>
+        </w:rPr>
+        <w:t>café</w:t>
+      </w:r>
+      <w:r>
+        <w:rPr>
+          <w:lang w:val="fr-FR"/>
+        </w:rPr>
+        <w:t xml:space="preserve"> </w:t>
+      </w:r>
+      <w:r>
+        <w:rPr>
+          <w:color w:val="00ACC1"/>
+          <w:lang w:val="fr-FR"/>
+        </w:rPr>
+        <w:t>chaleureux</w:t>
+      </w:r>
+      <w:r>
+        <w:rPr>
+          <w:lang w:val="fr-FR"/>
+        </w:rPr>
+        <w:t xml:space="preserve"> </w:t>
+      </w:r>
+      <w:r>
+        <w:rPr>
+          <w:color w:val="C0A000"/>
+          <w:lang w:val="fr-FR"/>
+        </w:rPr>
+        <w:t>au</w:t>
+      </w:r>
+      <w:r>
+        <w:rPr>
+          <w:lang w:val="fr-FR"/>
+        </w:rPr>
+        <w:t xml:space="preserve"> </w:t>
+      </w:r>
+      <w:r>
+        <w:rPr>
+          <w:color w:val="5E35B1"/>
+          <w:lang w:val="fr-FR"/>
+        </w:rPr>
+        <w:t>coin</w:t>
+      </w:r>
+      <w:r>
+        <w:rPr>
+          <w:lang w:val="fr-FR"/>
+        </w:rPr>
+        <w:t xml:space="preserve"> </w:t>
+      </w:r>
+      <w:r>
+        <w:rPr>
+          <w:color w:val="E53935"/>
+          <w:lang w:val="fr-FR"/>
+        </w:rPr>
+        <w:t>de</w:t>
+      </w:r>
+      <w:r>
+        <w:rPr>
+          <w:lang w:val="fr-FR"/>
+        </w:rPr>
+        <w:t xml:space="preserve"> </w:t>
+      </w:r>
+      <w:r>
+        <w:rPr>
+          <w:color w:val="8E24AA"/>
+          <w:lang w:val="fr-FR"/>
+        </w:rPr>
+        <w:t>la</w:t>
+      </w:r>
+      <w:r>
+        <w:rPr>
+          <w:lang w:val="fr-FR"/>
+        </w:rPr>
+        <w:t xml:space="preserve"> </w:t>
+      </w:r>
+      <w:r>
+        <w:rPr>
+          <w:color w:val="3949AB"/>
+          <w:lang w:val="fr-FR"/>
+        </w:rPr>
+        <w:t>rue</w:t>
+      </w:r>
+      <w:r>
+        <w:rPr>
+          <w:lang w:val="fr-FR"/>
+        </w:rPr>
+        <w:t xml:space="preserve"> </w:t>
+      </w:r>
+      <w:r>
+        <w:rPr>
+          <w:color w:val="00897B"/>
+          <w:lang w:val="fr-FR"/>
+        </w:rPr>
+        <w:t>pour</w:t>
+      </w:r>
+      <w:r>
+        <w:rPr>
+          <w:lang w:val="fr-FR"/>
+        </w:rPr>
+        <w:t xml:space="preserve"> </w:t>
+      </w:r>
+      <w:r>
+        <w:rPr>
+          <w:color w:val="F57C00"/>
+          <w:lang w:val="fr-FR"/>
+        </w:rPr>
+        <w:t>discuter</w:t>
+      </w:r>
+      <w:r>
+        <w:rPr>
+          <w:lang w:val="fr-FR"/>
+        </w:rPr>
+        <w:t xml:space="preserve"> </w:t>
+      </w:r>
+      <w:r>
+        <w:rPr>
+          <w:color w:val="D81B60"/>
+          <w:lang w:val="fr-FR"/>
+        </w:rPr>
+        <w:t>de</w:t>
+      </w:r>
+      <w:r>
+        <w:rPr>
+          <w:lang w:val="fr-FR"/>
+        </w:rPr>
+        <w:t xml:space="preserve"> </w:t>
+      </w:r>
+      <w:r>
+        <w:rPr>
+          <w:color w:val="43A047"/>
+          <w:lang w:val="fr-FR"/>
+        </w:rPr>
+        <w:t>nos</w:t>
+      </w:r>
+      <w:r>
+        <w:rPr>
+          <w:lang w:val="fr-FR"/>
+        </w:rPr>
+        <w:t xml:space="preserve"> </w:t>
+      </w:r>
+      <w:r>
+        <w:rPr>
+          <w:color w:val="6D4C41"/>
+          <w:lang w:val="fr-FR"/>
+        </w:rPr>
+        <w:t>projets</w:t>
+      </w:r>
+      <w:r>
+        <w:rPr>
+          <w:lang w:val="fr-FR"/>
+        </w:rPr>
+        <w:t xml:space="preserve"> </w:t>
+      </w:r>
+      <w:r>
+        <w:rPr>
+          <w:color w:val="00ACC1"/>
+          <w:lang w:val="fr-FR"/>
+        </w:rPr>
+        <w:t>futurs</w:t>
+      </w:r>
+      <w:r>
+        <w:rPr>
+          <w:lang w:val="fr-FR"/>
+        </w:rPr>
+        <w:t xml:space="preserve"> </w:t>
+      </w:r>
+      <w:r>
+        <w:rPr>
+          <w:color w:val="C0A000"/>
+          <w:lang w:val="fr-FR"/>
+        </w:rPr>
+        <w:t>et</w:t>
+      </w:r>
+      <w:r>
+        <w:rPr>
+          <w:lang w:val="fr-FR"/>
+        </w:rPr>
+        <w:t xml:space="preserve"> </w:t>
+      </w:r>
+      <w:r>
+        <w:rPr>
+          <w:color w:val="5E35B1"/>
+          <w:lang w:val="fr-FR"/>
+        </w:rPr>
+        <w:t>partager</w:t>
+      </w:r>
+      <w:r>
+        <w:rPr>
+          <w:lang w:val="fr-FR"/>
+        </w:rPr>
+        <w:t xml:space="preserve"> </w:t>
+      </w:r>
+      <w:r>
+        <w:rPr>
+          <w:color w:val="E53935"/>
+          <w:lang w:val="fr-FR"/>
+        </w:rPr>
+        <w:t>des</w:t>
+      </w:r>
+      <w:r>
+        <w:rPr>
+          <w:lang w:val="fr-FR"/>
+        </w:rPr>
+        <w:t xml:space="preserve"> </w:t>
+      </w:r>
+      <w:r>
+        <w:rPr>
+          <w:color w:val="8E24AA"/>
+          <w:lang w:val="fr-FR"/>
+        </w:rPr>
+        <w:t>rires</w:t>
+      </w:r>
+      <w:r>
+        <w:rPr>
+          <w:lang w:val="fr-FR"/>
+        </w:rPr>
+        <w:t xml:space="preserve"> </w:t>
+      </w:r>
+      <w:r>
+        <w:rPr>
+          <w:color w:val="3949AB"/>
+          <w:lang w:val="fr-FR"/>
+        </w:rPr>
+        <w:t>sincères.</w:t>
       </w:r>
     </w:p>
     <w:tbl>
@@ -199,10 +2223,10 @@
             <w:hideMark/>
           </w:tcPr>
           <w:p>
-            <w:pPr>
-              <w:spacing w:after="160"/>
-            </w:pPr>
             <w:r>
+              <w:rPr>
+                <w:color w:val="FFEB3B"/>
+              </w:rPr>
               <w:t>Français</w:t>
             </w:r>
           </w:p>
@@ -214,10 +2238,12 @@
           </w:tcPr>
           <w:p>
             <w:pPr>
-              <w:spacing w:after="160"/>
               <w:cnfStyle w:val="100000000000" w:firstRow="1" w:lastRow="0" w:firstColumn="0" w:lastColumn="0" w:oddVBand="0" w:evenVBand="0" w:oddHBand="0" w:evenHBand="0" w:firstRowFirstColumn="0" w:firstRowLastColumn="0" w:lastRowFirstColumn="0" w:lastRowLastColumn="0"/>
             </w:pPr>
             <w:r>
+              <w:rPr>
+                <w:color w:val="FFCDD2"/>
+              </w:rPr>
               <w:t>Valeur</w:t>
             </w:r>
           </w:p>
@@ -229,10 +2255,12 @@
           </w:tcPr>
           <w:p>
             <w:pPr>
-              <w:spacing w:after="160"/>
               <w:cnfStyle w:val="100000000000" w:firstRow="1" w:lastRow="0" w:firstColumn="0" w:lastColumn="0" w:oddVBand="0" w:evenVBand="0" w:oddHBand="0" w:evenHBand="0" w:firstRowFirstColumn="0" w:firstRowLastColumn="0" w:lastRowFirstColumn="0" w:lastRowLastColumn="0"/>
             </w:pPr>
             <w:r>
+              <w:rPr>
+                <w:color w:val="B2FF59"/>
+              </w:rPr>
               <w:t>Phrase</w:t>
             </w:r>
           </w:p>
@@ -246,13 +2274,20 @@
           <w:tcPr>
             <w:cnfStyle w:val="001000000000" w:firstRow="0" w:lastRow="0" w:firstColumn="1" w:lastColumn="0" w:oddVBand="0" w:evenVBand="0" w:oddHBand="0" w:evenHBand="0" w:firstRowFirstColumn="0" w:firstRowLastColumn="0" w:lastRowFirstColumn="0" w:lastRowLastColumn="0"/>
             <w:tcW w:w="0" w:type="auto"/>
+            <w:shd w:val="clear" w:color="auto" w:fill="C1E4F5"/>
+            <w:tcMar>
+              <w:top w:w="0" w:type="dxa"/>
+              <w:left w:w="108" w:type="dxa"/>
+              <w:bottom w:w="0" w:type="dxa"/>
+              <w:right w:w="108" w:type="dxa"/>
+            </w:tcMar>
             <w:hideMark/>
           </w:tcPr>
           <w:p>
-            <w:pPr>
-              <w:spacing w:after="160"/>
-            </w:pPr>
             <w:r>
+              <w:rPr>
+                <w:color w:val="E53935"/>
+              </w:rPr>
               <w:t>Bonjour</w:t>
             </w:r>
           </w:p>
@@ -260,14 +2295,23 @@
         <w:tc>
           <w:tcPr>
             <w:tcW w:w="0" w:type="auto"/>
+            <w:shd w:val="clear" w:color="auto" w:fill="C1E4F5"/>
+            <w:tcMar>
+              <w:top w:w="0" w:type="dxa"/>
+              <w:left w:w="108" w:type="dxa"/>
+              <w:bottom w:w="0" w:type="dxa"/>
+              <w:right w:w="108" w:type="dxa"/>
+            </w:tcMar>
             <w:hideMark/>
           </w:tcPr>
           <w:p>
             <w:pPr>
-              <w:spacing w:after="160"/>
               <w:cnfStyle w:val="000000100000" w:firstRow="0" w:lastRow="0" w:firstColumn="0" w:lastColumn="0" w:oddVBand="0" w:evenVBand="0" w:oddHBand="1" w:evenHBand="0" w:firstRowFirstColumn="0" w:firstRowLastColumn="0" w:lastRowFirstColumn="0" w:lastRowLastColumn="0"/>
             </w:pPr>
             <w:r>
+              <w:rPr>
+                <w:color w:val="8E24AA"/>
+              </w:rPr>
               <w:t>Salut</w:t>
             </w:r>
           </w:p>
@@ -275,11 +2319,17 @@
         <w:tc>
           <w:tcPr>
             <w:tcW w:w="0" w:type="auto"/>
+            <w:shd w:val="clear" w:color="auto" w:fill="C1E4F5"/>
+            <w:tcMar>
+              <w:top w:w="0" w:type="dxa"/>
+              <w:left w:w="108" w:type="dxa"/>
+              <w:bottom w:w="0" w:type="dxa"/>
+              <w:right w:w="108" w:type="dxa"/>
+            </w:tcMar>
             <w:hideMark/>
           </w:tcPr>
           <w:p>
             <w:pPr>
-              <w:spacing w:after="160"/>
               <w:cnfStyle w:val="000000100000" w:firstRow="0" w:lastRow="0" w:firstColumn="0" w:lastColumn="0" w:oddVBand="0" w:evenVBand="0" w:oddHBand="1" w:evenHBand="0" w:firstRowFirstColumn="0" w:firstRowLastColumn="0" w:lastRowFirstColumn="0" w:lastRowLastColumn="0"/>
               <w:rPr>
                 <w:lang w:val="fr-FR"/>
@@ -287,9 +2337,75 @@
             </w:pPr>
             <w:r>
               <w:rPr>
+                <w:color w:val="E53935"/>
                 <w:lang w:val="fr-FR"/>
               </w:rPr>
-              <w:t>Bonjour ! Salut, comment vas-tu ?</w:t>
+              <w:t>Bonjour</w:t>
+            </w:r>
+            <w:r>
+              <w:rPr>
+                <w:lang w:val="fr-FR"/>
+              </w:rPr>
+              <w:t xml:space="preserve"> </w:t>
+            </w:r>
+            <w:r>
+              <w:rPr>
+                <w:color w:val="8E24AA"/>
+                <w:lang w:val="fr-FR"/>
+              </w:rPr>
+              <w:t>!</w:t>
+            </w:r>
+            <w:r>
+              <w:rPr>
+                <w:lang w:val="fr-FR"/>
+              </w:rPr>
+              <w:t xml:space="preserve"> </w:t>
+            </w:r>
+            <w:r>
+              <w:rPr>
+                <w:color w:val="3949AB"/>
+                <w:lang w:val="fr-FR"/>
+              </w:rPr>
+              <w:t>Salut,</w:t>
+            </w:r>
+            <w:r>
+              <w:rPr>
+                <w:lang w:val="fr-FR"/>
+              </w:rPr>
+              <w:t xml:space="preserve"> </w:t>
+            </w:r>
+            <w:r>
+              <w:rPr>
+                <w:color w:val="00897B"/>
+                <w:lang w:val="fr-FR"/>
+              </w:rPr>
+              <w:t>comment</w:t>
+            </w:r>
+            <w:r>
+              <w:rPr>
+                <w:lang w:val="fr-FR"/>
+              </w:rPr>
+              <w:t xml:space="preserve"> </w:t>
+            </w:r>
+            <w:r>
+              <w:rPr>
+                <w:color w:val="F57C00"/>
+                <w:lang w:val="fr-FR"/>
+              </w:rPr>
+              <w:t>vas-tu</w:t>
+            </w:r>
+            <w:r>
+              <w:rPr>
+                <w:lang w:val="fr-FR"/>
+              </w:rPr>
+              <w:t xml:space="preserve"> </w:t>
+            </w:r>
+            <w:r>
+              <w:rPr>
+                <w:color w:val="D81B60"/>
+                <w:lang w:val="fr-FR"/>
+              </w:rPr>
+              <w:t>?</w:t>
             </w:r>
           </w:p>
         </w:tc>
@@ -302,10 +2418,10 @@
             <w:hideMark/>
           </w:tcPr>
           <w:p>
-            <w:pPr>
-              <w:spacing w:after="160"/>
-            </w:pPr>
             <w:r>
+              <w:rPr>
+                <w:color w:val="43A047"/>
+              </w:rPr>
               <w:t>Merci</w:t>
             </w:r>
           </w:p>
@@ -317,10 +2433,12 @@
           </w:tcPr>
           <w:p>
             <w:pPr>
-              <w:spacing w:after="160"/>
               <w:cnfStyle w:val="000000000000" w:firstRow="0" w:lastRow="0" w:firstColumn="0" w:lastColumn="0" w:oddVBand="0" w:evenVBand="0" w:oddHBand="0" w:evenHBand="0" w:firstRowFirstColumn="0" w:firstRowLastColumn="0" w:lastRowFirstColumn="0" w:lastRowLastColumn="0"/>
             </w:pPr>
             <w:r>
+              <w:rPr>
+                <w:color w:val="F57C00"/>
+              </w:rPr>
               <w:t>Beaucoup</w:t>
             </w:r>
           </w:p>
@@ -332,7 +2450,6 @@
           </w:tcPr>
           <w:p>
             <w:pPr>
-              <w:spacing w:after="160"/>
               <w:cnfStyle w:val="000000000000" w:firstRow="0" w:lastRow="0" w:firstColumn="0" w:lastColumn="0" w:oddVBand="0" w:evenVBand="0" w:oddHBand="0" w:evenHBand="0" w:firstRowFirstColumn="0" w:firstRowLastColumn="0" w:lastRowFirstColumn="0" w:lastRowLastColumn="0"/>
               <w:rPr>
                 <w:lang w:val="fr-FR"/>
@@ -340,9 +2457,62 @@
             </w:pPr>
             <w:r>
               <w:rPr>
+                <w:color w:val="E53935"/>
                 <w:lang w:val="fr-FR"/>
               </w:rPr>
-              <w:t>Merci beaucoup pour votre aide.</w:t>
+              <w:t>Merci</w:t>
+            </w:r>
+            <w:r>
+              <w:rPr>
+                <w:lang w:val="fr-FR"/>
+              </w:rPr>
+              <w:t xml:space="preserve"> </w:t>
+            </w:r>
+            <w:r>
+              <w:rPr>
+                <w:color w:val="8E24AA"/>
+                <w:lang w:val="fr-FR"/>
+              </w:rPr>
+              <w:t>beaucoup</w:t>
+            </w:r>
+            <w:r>
+              <w:rPr>
+                <w:lang w:val="fr-FR"/>
+              </w:rPr>
+              <w:t xml:space="preserve"> </w:t>
+            </w:r>
+            <w:r>
+              <w:rPr>
+                <w:color w:val="3949AB"/>
+                <w:lang w:val="fr-FR"/>
+              </w:rPr>
+              <w:t>pour</w:t>
+            </w:r>
+            <w:r>
+              <w:rPr>
+                <w:lang w:val="fr-FR"/>
+              </w:rPr>
+              <w:t xml:space="preserve"> </w:t>
+            </w:r>
+            <w:r>
+              <w:rPr>
+                <w:color w:val="00897B"/>
+                <w:lang w:val="fr-FR"/>
+              </w:rPr>
+              <w:t>votre</w:t>
+            </w:r>
+            <w:r>
+              <w:rPr>
+                <w:lang w:val="fr-FR"/>
+              </w:rPr>
+              <w:t xml:space="preserve"> </w:t>
+            </w:r>
+            <w:r>
+              <w:rPr>
+                <w:color w:val="F57C00"/>
+                <w:lang w:val="fr-FR"/>
+              </w:rPr>
+              <w:t>aide.</w:t>
             </w:r>
           </w:p>
         </w:tc>
@@ -1452,55 +3622,11 @@
       <w:rFonts w:ascii="Times New Roman" w:hAnsi="Times New Roman" w:cs="Times New Roman"/>
     </w:rPr>
   </w:style>
-  <w:style w:type="paragraph" w:styleId="Header">
-    <w:name w:val="header"/>
-    <w:basedOn w:val="Normal"/>
-    <w:link w:val="HeaderChar"/>
-    <w:uiPriority w:val="99"/>
-    <w:unhideWhenUsed/>
-    <w:rsid w:val="009A1770"/>
-    <w:pPr>
-      <w:tabs>
-        <w:tab w:val="center" w:pos="4680"/>
-        <w:tab w:val="right" w:pos="9360"/>
-      </w:tabs>
-      <w:spacing w:after="0" w:line="240" w:lineRule="auto"/>
-    </w:pPr>
-  </w:style>
-  <w:style w:type="character" w:customStyle="1" w:styleId="HeaderChar">
-    <w:name w:val="Header Char"/>
-    <w:basedOn w:val="DefaultParagraphFont"/>
-    <w:link w:val="Header"/>
-    <w:uiPriority w:val="99"/>
-    <w:rsid w:val="009A1770"/>
-  </w:style>
-  <w:style w:type="paragraph" w:styleId="Footer">
-    <w:name w:val="footer"/>
-    <w:basedOn w:val="Normal"/>
-    <w:link w:val="FooterChar"/>
-    <w:uiPriority w:val="99"/>
-    <w:unhideWhenUsed/>
-    <w:rsid w:val="009A1770"/>
-    <w:pPr>
-      <w:tabs>
-        <w:tab w:val="center" w:pos="4680"/>
-        <w:tab w:val="right" w:pos="9360"/>
-      </w:tabs>
-      <w:spacing w:after="0" w:line="240" w:lineRule="auto"/>
-    </w:pPr>
-  </w:style>
-  <w:style w:type="character" w:customStyle="1" w:styleId="FooterChar">
-    <w:name w:val="Footer Char"/>
-    <w:basedOn w:val="DefaultParagraphFont"/>
-    <w:link w:val="Footer"/>
-    <w:uiPriority w:val="99"/>
-    <w:rsid w:val="009A1770"/>
-  </w:style>
   <w:style w:type="table" w:styleId="GridTable4-Accent1">
     <w:name w:val="Grid Table 4 Accent 1"/>
     <w:basedOn w:val="TableNormal"/>
     <w:uiPriority w:val="49"/>
-    <w:rsid w:val="009A1770"/>
+    <w:rsid w:val="001B25D3"/>
     <w:pPr>
       <w:spacing w:after="0" w:line="240" w:lineRule="auto"/>
     </w:pPr>
@@ -1571,6 +3697,50 @@
         <w:shd w:val="clear" w:color="auto" w:fill="C1E4F5" w:themeFill="accent1" w:themeFillTint="33"/>
       </w:tcPr>
     </w:tblStylePr>
+  </w:style>
+  <w:style w:type="paragraph" w:styleId="Header">
+    <w:name w:val="header"/>
+    <w:basedOn w:val="Normal"/>
+    <w:link w:val="HeaderChar"/>
+    <w:uiPriority w:val="99"/>
+    <w:unhideWhenUsed/>
+    <w:rsid w:val="000465AA"/>
+    <w:pPr>
+      <w:tabs>
+        <w:tab w:val="center" w:pos="4680"/>
+        <w:tab w:val="right" w:pos="9360"/>
+      </w:tabs>
+      <w:spacing w:after="0" w:line="240" w:lineRule="auto"/>
+    </w:pPr>
+  </w:style>
+  <w:style w:type="character" w:customStyle="1" w:styleId="HeaderChar">
+    <w:name w:val="Header Char"/>
+    <w:basedOn w:val="DefaultParagraphFont"/>
+    <w:link w:val="Header"/>
+    <w:uiPriority w:val="99"/>
+    <w:rsid w:val="000465AA"/>
+  </w:style>
+  <w:style w:type="paragraph" w:styleId="Footer">
+    <w:name w:val="footer"/>
+    <w:basedOn w:val="Normal"/>
+    <w:link w:val="FooterChar"/>
+    <w:uiPriority w:val="99"/>
+    <w:unhideWhenUsed/>
+    <w:rsid w:val="000465AA"/>
+    <w:pPr>
+      <w:tabs>
+        <w:tab w:val="center" w:pos="4680"/>
+        <w:tab w:val="right" w:pos="9360"/>
+      </w:tabs>
+      <w:spacing w:after="0" w:line="240" w:lineRule="auto"/>
+    </w:pPr>
+  </w:style>
+  <w:style w:type="character" w:customStyle="1" w:styleId="FooterChar">
+    <w:name w:val="Footer Char"/>
+    <w:basedOn w:val="DefaultParagraphFont"/>
+    <w:link w:val="Footer"/>
+    <w:uiPriority w:val="99"/>
+    <w:rsid w:val="000465AA"/>
   </w:style>
 </w:styles>
 </file>
